--- a/eng/docx/08.content.docx
+++ b/eng/docx/08.content.docx
@@ -7,6 +7,15 @@
       <w:r/>
     </w:p>
     <w:p>
+      <w:pPr>
+        <w:pStyle w:val="Heading2"/>
+      </w:pPr>
+      <w:r>
+        <w:t>Resource: Study Notes (Tyndale)</w:t>
+      </w:r>
+      <w:r/>
+    </w:p>
+    <w:p>
       <w:r/>
       <w:r>
         <w:rPr>
@@ -46,7 +55,7 @@
         <w:pStyle w:val="Heading1"/>
       </w:pPr>
       <w:r>
-        <w:t>Aquifer Open Study Notes</w:t>
+        <w:t>Study Notes (Tyndale)</w:t>
       </w:r>
     </w:p>
     <w:p>
@@ -55,6 +64,51 @@
           <w:headerReference w:type="even" r:id="rId8"/>
           <w:headerReference w:type="default" r:id="rId9"/>
           <w:footerReference w:type="default" r:id="rId10"/>
+          <w:footnotePr>
+            <w:numRestart w:val="eachSect"/>
+          </w:footnotePr>
+          <w:type w:val="continuous"/>
+          <w:pgSz w:w="12240" w:h="15840" w:code="1"/>
+          <w:pgMar w:top="1440" w:right="1440" w:bottom="1440" w:left="1440" w:header="504" w:footer="504" w:gutter="0"/>
+          <w:cols w:space="708"/>
+          <w:titlePg/>
+          <w:docGrid w:linePitch="360"/>
+        </w:sectPr>
+      </w:pPr>
+    </w:p>
+    <w:p>
+      <w:r/>
+    </w:p>
+    <w:p>
+      <w:pPr>
+        <w:pStyle w:val="Heading2"/>
+      </w:pPr>
+      <w:r>
+        <w:t>RUT</w:t>
+      </w:r>
+      <w:r/>
+    </w:p>
+    <w:p>
+      <w:r/>
+      <w:r>
+        <w:rPr>
+          <w:i/>
+        </w:rPr>
+        <w:t>Ruth 1:1, Ruth 1:2, Ruth 1:4, Ruth 1:5, Ruth 1:6, Ruth 1:8, Ruth 1:9, Ruth 1:14, Ruth 1:15, Ruth 1:16–17, Ruth 1:20, Ruth 1:22, Ruth 2:1, Ruth 2:2, Ruth 2:3, Ruth 2:5, Ruth 2:7, Ruth 2:8–9, Ruth 2:13, Ruth 2:14, Ruth 2:15–16, Ruth 2:18, Ruth 2:19, Ruth 2:20, Ruth 2:21, Ruth 3:1, Ruth 3:2, Ruth 3:3, Ruth 3:4, Ruth 3:7, Ruth 3:8, Ruth 3:9, Ruth 3:10, Ruth 3:11, Ruth 3:12–13, Ruth 3:15, Ruth 4:1, Ruth 4:3, Ruth 4:4, Ruth 4:5, Ruth 4:6, Ruth 4:7, Ruth 4:10, Ruth 4:11, Ruth 4:12, Ruth 4:13, Ruth 4:14, Ruth 4:15, Ruth 4:18–22</w:t>
+      </w:r>
+      <w:r/>
+    </w:p>
+    <w:p>
+      <w:r/>
+      <w:r>
+        <w:t xml:space="preserve"> </w:t>
+      </w:r>
+      <w:r/>
+      <w:r/>
+    </w:p>
+    <w:p>
+      <w:pPr>
+        <w:sectPr>
           <w:footnotePr>
             <w:numRestart w:val="eachSect"/>
           </w:footnotePr>

--- a/eng/docx/08.content.docx
+++ b/eng/docx/08.content.docx
@@ -4,57 +4,114 @@
   <w:body>
     <w:p/>
     <w:p>
-      <w:r/>
+      <w:pPr/>
+      <w:r>
+        <w:rPr>
+          <w:lang w:val="en_US" w:bidi="en_US"/>
+        </w:rPr>
+      </w:r>
     </w:p>
     <w:p>
       <w:pPr>
         <w:pStyle w:val="Heading2"/>
       </w:pPr>
       <w:r>
+        <w:rPr>
+          <w:lang w:val="en_US" w:bidi="en_US"/>
+        </w:rPr>
         <w:t>Resource: Study Notes (Tyndale)</w:t>
       </w:r>
-      <w:r/>
-    </w:p>
-    <w:p>
-      <w:r/>
+      <w:r>
+        <w:rPr>
+          <w:lang w:val="en_US" w:bidi="en_US"/>
+        </w:rPr>
+      </w:r>
+    </w:p>
+    <w:p>
+      <w:pPr/>
+      <w:r>
+        <w:rPr>
+          <w:lang w:val="en_US" w:bidi="en_US"/>
+        </w:rPr>
+      </w:r>
       <w:r>
         <w:rPr>
           <w:b/>
+          <w:lang w:val="en_US" w:bidi="en_US"/>
         </w:rPr>
         <w:t>Aquifer Open Study Notes</w:t>
       </w:r>
     </w:p>
     <w:p>
-      <w:r/>
-      <w:r>
+      <w:pPr/>
+      <w:r>
+        <w:rPr>
+          <w:lang w:val="en_US" w:bidi="en_US"/>
+        </w:rPr>
+      </w:r>
+      <w:r>
+        <w:rPr>
+          <w:lang w:val="en_US" w:bidi="en_US"/>
+        </w:rPr>
         <w:t xml:space="preserve">This work is an adaptation of </w:t>
       </w:r>
       <w:r>
+        <w:rPr>
+          <w:lang w:val="en_US" w:bidi="en_US"/>
+        </w:rPr>
         <w:t>Tyndale Open Study Notes</w:t>
       </w:r>
       <w:r>
+        <w:rPr>
+          <w:lang w:val="en_US" w:bidi="en_US"/>
+        </w:rPr>
         <w:t xml:space="preserve"> © 2023 Tyndale House Publishers, licensed under the CC BY-SA 4.0 license. The adaptation, </w:t>
       </w:r>
       <w:r>
+        <w:rPr>
+          <w:lang w:val="en_US" w:bidi="en_US"/>
+        </w:rPr>
         <w:t>Aquifer Open Study Notes</w:t>
       </w:r>
       <w:r>
+        <w:rPr>
+          <w:lang w:val="en_US" w:bidi="en_US"/>
+        </w:rPr>
         <w:t>, was created by Mission Mutual and is also licensed under CC BY-SA 4.0.</w:t>
       </w:r>
     </w:p>
     <w:p>
-      <w:r/>
-      <w:r>
+      <w:pPr/>
+      <w:r>
+        <w:rPr>
+          <w:lang w:val="en_US" w:bidi="en_US"/>
+        </w:rPr>
+      </w:r>
+      <w:r>
+        <w:rPr>
+          <w:lang w:val="en_US" w:bidi="en_US"/>
+        </w:rPr>
         <w:t>This resource has been adapted into multiple languages, including English, Tok Pisin, Arabic (عربي), French (Français), Hindi (हिंदी), Indonesian (Bahasa Indonesia), Portuguese (Português), Russian (Русский), Spanish (Español), Swahili (Kiswahili), and Simplified Chinese (简体中文).</w:t>
       </w:r>
-      <w:r/>
-      <w:r/>
+      <w:r>
+        <w:rPr>
+          <w:lang w:val="en_US" w:bidi="en_US"/>
+        </w:rPr>
+      </w:r>
+      <w:r>
+        <w:rPr>
+          <w:lang w:val="en_US" w:bidi="en_US"/>
+        </w:rPr>
+      </w:r>
     </w:p>
     <w:p>
       <w:pPr>
         <w:pStyle w:val="Heading1"/>
       </w:pPr>
       <w:r>
+        <w:rPr>
+          <w:lang w:val="en_US" w:bidi="en_US"/>
+        </w:rPr>
         <w:t>Study Notes (Tyndale)</w:t>
       </w:r>
     </w:p>
@@ -77,34 +134,72 @@
       </w:pPr>
     </w:p>
     <w:p>
-      <w:r/>
+      <w:pPr/>
+      <w:r>
+        <w:rPr>
+          <w:lang w:val="en_US" w:bidi="en_US"/>
+        </w:rPr>
+      </w:r>
     </w:p>
     <w:p>
       <w:pPr>
         <w:pStyle w:val="Heading2"/>
       </w:pPr>
       <w:r>
+        <w:rPr>
+          <w:lang w:val="en_US" w:bidi="en_US"/>
+        </w:rPr>
         <w:t>RUT</w:t>
       </w:r>
-      <w:r/>
-    </w:p>
-    <w:p>
-      <w:r/>
+      <w:r>
+        <w:rPr>
+          <w:lang w:val="en_US" w:bidi="en_US"/>
+        </w:rPr>
+      </w:r>
+    </w:p>
+    <w:p>
+      <w:pPr/>
+      <w:r>
+        <w:rPr>
+          <w:lang w:val="en_US" w:bidi="en_US"/>
+        </w:rPr>
+      </w:r>
       <w:r>
         <w:rPr>
           <w:i/>
+          <w:lang w:val="en_US" w:bidi="en_US"/>
         </w:rPr>
         <w:t>Ruth 1:1, Ruth 1:2, Ruth 1:4, Ruth 1:5, Ruth 1:6, Ruth 1:8, Ruth 1:9, Ruth 1:14, Ruth 1:15, Ruth 1:16–17, Ruth 1:20, Ruth 1:22, Ruth 2:1, Ruth 2:2, Ruth 2:3, Ruth 2:5, Ruth 2:7, Ruth 2:8–9, Ruth 2:13, Ruth 2:14, Ruth 2:15–16, Ruth 2:18, Ruth 2:19, Ruth 2:20, Ruth 2:21, Ruth 3:1, Ruth 3:2, Ruth 3:3, Ruth 3:4, Ruth 3:7, Ruth 3:8, Ruth 3:9, Ruth 3:10, Ruth 3:11, Ruth 3:12–13, Ruth 3:15, Ruth 4:1, Ruth 4:3, Ruth 4:4, Ruth 4:5, Ruth 4:6, Ruth 4:7, Ruth 4:10, Ruth 4:11, Ruth 4:12, Ruth 4:13, Ruth 4:14, Ruth 4:15, Ruth 4:18–22</w:t>
       </w:r>
-      <w:r/>
-    </w:p>
-    <w:p>
-      <w:r/>
-      <w:r>
+      <w:r>
+        <w:rPr>
+          <w:lang w:val="en_US" w:bidi="en_US"/>
+        </w:rPr>
+      </w:r>
+    </w:p>
+    <w:p>
+      <w:pPr/>
+      <w:r>
+        <w:rPr>
+          <w:lang w:val="en_US" w:bidi="en_US"/>
+        </w:rPr>
+      </w:r>
+      <w:r>
+        <w:rPr>
+          <w:lang w:val="en_US" w:bidi="en_US"/>
+        </w:rPr>
         <w:t xml:space="preserve"> </w:t>
       </w:r>
-      <w:r/>
-      <w:r/>
+      <w:r>
+        <w:rPr>
+          <w:lang w:val="en_US" w:bidi="en_US"/>
+        </w:rPr>
+      </w:r>
+      <w:r>
+        <w:rPr>
+          <w:lang w:val="en_US" w:bidi="en_US"/>
+        </w:rPr>
+      </w:r>
     </w:p>
     <w:p>
       <w:pPr>
@@ -122,16 +217,28 @@
       </w:pPr>
     </w:p>
     <w:p>
-      <w:r/>
+      <w:pPr/>
+      <w:r>
+        <w:rPr>
+          <w:lang w:val="en_US" w:bidi="en_US"/>
+        </w:rPr>
+      </w:r>
     </w:p>
     <w:p>
       <w:pPr>
         <w:pStyle w:val="Heading2"/>
       </w:pPr>
       <w:r>
+        <w:rPr>
+          <w:lang w:val="en_US" w:bidi="en_US"/>
+        </w:rPr>
         <w:t>Ruth 1:1</w:t>
       </w:r>
-      <w:r/>
+      <w:r>
+        <w:rPr>
+          <w:lang w:val="en_US" w:bidi="en_US"/>
+        </w:rPr>
+      </w:r>
     </w:p>
     <w:p>
       <w:pPr>
@@ -139,8 +246,15 @@
         <w:spacing w:line="240" w:lineRule="auto"/>
         <w:ind w:left="720"/>
       </w:pPr>
-      <w:r/>
-      <w:r>
+      <w:r>
+        <w:rPr>
+          <w:lang w:val="en_US" w:bidi="en_US"/>
+        </w:rPr>
+      </w:r>
+      <w:r>
+        <w:rPr>
+          <w:lang w:val="en_US" w:bidi="en_US"/>
+        </w:rPr>
         <w:t xml:space="preserve">The judges led Israel from Joshua's death (around 1376 or 1200 BC) until Saul became king (around 1050 BC). The events in the Book of Ruth happened around 1100 BC. </w:t>
       </w:r>
     </w:p>
@@ -150,8 +264,15 @@
         <w:spacing w:line="240" w:lineRule="auto"/>
         <w:ind w:left="720"/>
       </w:pPr>
-      <w:r/>
-      <w:r>
+      <w:r>
+        <w:rPr>
+          <w:lang w:val="en_US" w:bidi="en_US"/>
+        </w:rPr>
+      </w:r>
+      <w:r>
+        <w:rPr>
+          <w:lang w:val="en_US" w:bidi="en_US"/>
+        </w:rPr>
         <w:t xml:space="preserve">Drought often caused famine in Israel's hill country. </w:t>
       </w:r>
     </w:p>
@@ -161,8 +282,15 @@
         <w:spacing w:line="240" w:lineRule="auto"/>
         <w:ind w:left="720"/>
       </w:pPr>
-      <w:r/>
-      <w:r>
+      <w:r>
+        <w:rPr>
+          <w:lang w:val="en_US" w:bidi="en_US"/>
+        </w:rPr>
+      </w:r>
+      <w:r>
+        <w:rPr>
+          <w:lang w:val="en_US" w:bidi="en_US"/>
+        </w:rPr>
         <w:t xml:space="preserve">Bethlehem was a small town in northern Judah's hill country. </w:t>
       </w:r>
     </w:p>
@@ -172,32 +300,70 @@
         <w:spacing w:line="240" w:lineRule="auto"/>
         <w:ind w:left="720"/>
       </w:pPr>
-      <w:r/>
-      <w:r>
+      <w:r>
+        <w:rPr>
+          <w:lang w:val="en_US" w:bidi="en_US"/>
+        </w:rPr>
+      </w:r>
+      <w:r>
+        <w:rPr>
+          <w:lang w:val="en_US" w:bidi="en_US"/>
+        </w:rPr>
         <w:t>Moab, southeast of Judah, sometimes had enough rain when Judah did not.</w:t>
       </w:r>
-      <w:r/>
-      <w:r/>
-    </w:p>
-    <w:p>
-      <w:r/>
+      <w:r>
+        <w:rPr>
+          <w:lang w:val="en_US" w:bidi="en_US"/>
+        </w:rPr>
+      </w:r>
+      <w:r>
+        <w:rPr>
+          <w:lang w:val="en_US" w:bidi="en_US"/>
+        </w:rPr>
+      </w:r>
+    </w:p>
+    <w:p>
+      <w:pPr/>
+      <w:r>
+        <w:rPr>
+          <w:lang w:val="en_US" w:bidi="en_US"/>
+        </w:rPr>
+      </w:r>
     </w:p>
     <w:p>
       <w:pPr>
         <w:pStyle w:val="Heading2"/>
       </w:pPr>
       <w:r>
+        <w:rPr>
+          <w:lang w:val="en_US" w:bidi="en_US"/>
+        </w:rPr>
         <w:t>Ruth 1:2</w:t>
       </w:r>
-      <w:r/>
-    </w:p>
-    <w:p>
-      <w:r/>
-      <w:r>
+      <w:r>
+        <w:rPr>
+          <w:lang w:val="en_US" w:bidi="en_US"/>
+        </w:rPr>
+      </w:r>
+    </w:p>
+    <w:p>
+      <w:pPr/>
+      <w:r>
+        <w:rPr>
+          <w:lang w:val="en_US" w:bidi="en_US"/>
+        </w:rPr>
+      </w:r>
+      <w:r>
+        <w:rPr>
+          <w:lang w:val="en_US" w:bidi="en_US"/>
+        </w:rPr>
         <w:t xml:space="preserve">Ephrathites belonged to the Ephrathah clan, which was based in Bethlehem, Judah (see </w:t>
       </w:r>
       <w:hyperlink r:id="rId13">
         <w:r>
+          <w:rPr>
+            <w:lang w:val="en_US" w:bidi="en_US"/>
+          </w:rPr>
           <w:rPr>
             <w:color w:val="0000EE"/>
             <w:u w:val="single"/>
@@ -206,10 +372,16 @@
         </w:r>
       </w:hyperlink>
       <w:r>
+        <w:rPr>
+          <w:lang w:val="en_US" w:bidi="en_US"/>
+        </w:rPr>
         <w:t xml:space="preserve">; </w:t>
       </w:r>
       <w:hyperlink r:id="rId14">
         <w:r>
+          <w:rPr>
+            <w:lang w:val="en_US" w:bidi="en_US"/>
+          </w:rPr>
           <w:rPr>
             <w:color w:val="0000EE"/>
             <w:u w:val="single"/>
@@ -218,30 +390,64 @@
         </w:r>
       </w:hyperlink>
       <w:r>
+        <w:rPr>
+          <w:lang w:val="en_US" w:bidi="en_US"/>
+        </w:rPr>
         <w:t>).</w:t>
       </w:r>
-      <w:r/>
-      <w:r/>
-    </w:p>
-    <w:p>
-      <w:r/>
+      <w:r>
+        <w:rPr>
+          <w:lang w:val="en_US" w:bidi="en_US"/>
+        </w:rPr>
+      </w:r>
+      <w:r>
+        <w:rPr>
+          <w:lang w:val="en_US" w:bidi="en_US"/>
+        </w:rPr>
+      </w:r>
+    </w:p>
+    <w:p>
+      <w:pPr/>
+      <w:r>
+        <w:rPr>
+          <w:lang w:val="en_US" w:bidi="en_US"/>
+        </w:rPr>
+      </w:r>
     </w:p>
     <w:p>
       <w:pPr>
         <w:pStyle w:val="Heading2"/>
       </w:pPr>
       <w:r>
+        <w:rPr>
+          <w:lang w:val="en_US" w:bidi="en_US"/>
+        </w:rPr>
         <w:t>Ruth 1:4</w:t>
       </w:r>
-      <w:r/>
-    </w:p>
-    <w:p>
-      <w:r/>
-      <w:r>
+      <w:r>
+        <w:rPr>
+          <w:lang w:val="en_US" w:bidi="en_US"/>
+        </w:rPr>
+      </w:r>
+    </w:p>
+    <w:p>
+      <w:pPr/>
+      <w:r>
+        <w:rPr>
+          <w:lang w:val="en_US" w:bidi="en_US"/>
+        </w:rPr>
+      </w:r>
+      <w:r>
+        <w:rPr>
+          <w:lang w:val="en_US" w:bidi="en_US"/>
+        </w:rPr>
         <w:t xml:space="preserve">Kilion married Orpah, and Mahlon married Ruth (see </w:t>
       </w:r>
       <w:hyperlink r:id="rId15">
         <w:r>
+          <w:rPr>
+            <w:lang w:val="en_US" w:bidi="en_US"/>
+          </w:rPr>
           <w:rPr>
             <w:color w:val="0000EE"/>
             <w:u w:val="single"/>
@@ -250,65 +456,132 @@
         </w:r>
       </w:hyperlink>
       <w:r>
+        <w:rPr>
+          <w:lang w:val="en_US" w:bidi="en_US"/>
+        </w:rPr>
         <w:t>).</w:t>
       </w:r>
-      <w:r/>
-      <w:r/>
-    </w:p>
-    <w:p>
-      <w:r/>
+      <w:r>
+        <w:rPr>
+          <w:lang w:val="en_US" w:bidi="en_US"/>
+        </w:rPr>
+      </w:r>
+      <w:r>
+        <w:rPr>
+          <w:lang w:val="en_US" w:bidi="en_US"/>
+        </w:rPr>
+      </w:r>
+    </w:p>
+    <w:p>
+      <w:pPr/>
+      <w:r>
+        <w:rPr>
+          <w:lang w:val="en_US" w:bidi="en_US"/>
+        </w:rPr>
+      </w:r>
     </w:p>
     <w:p>
       <w:pPr>
         <w:pStyle w:val="Heading2"/>
       </w:pPr>
       <w:r>
+        <w:rPr>
+          <w:lang w:val="en_US" w:bidi="en_US"/>
+        </w:rPr>
         <w:t>Ruth 1:5</w:t>
       </w:r>
-      <w:r/>
-    </w:p>
-    <w:p>
-      <w:r/>
+      <w:r>
+        <w:rPr>
+          <w:lang w:val="en_US" w:bidi="en_US"/>
+        </w:rPr>
+      </w:r>
+    </w:p>
+    <w:p>
+      <w:pPr/>
+      <w:r>
+        <w:rPr>
+          <w:lang w:val="en_US" w:bidi="en_US"/>
+        </w:rPr>
+      </w:r>
       <w:r>
         <w:rPr>
           <w:i/>
+          <w:lang w:val="en_US" w:bidi="en_US"/>
         </w:rPr>
         <w:t>Naomi was left</w:t>
       </w:r>
       <w:r>
+        <w:rPr>
+          <w:lang w:val="en_US" w:bidi="en_US"/>
+        </w:rPr>
         <w:t xml:space="preserve"> (literally </w:t>
       </w:r>
       <w:r>
         <w:rPr>
           <w:i/>
+          <w:lang w:val="en_US" w:bidi="en_US"/>
         </w:rPr>
         <w:t>the woman was bereft</w:t>
       </w:r>
       <w:r>
+        <w:rPr>
+          <w:lang w:val="en_US" w:bidi="en_US"/>
+        </w:rPr>
         <w:t>): Naomi faced deep emotional pain. She also lacked financial support, and without heirs, she had no hope for her family's future.</w:t>
       </w:r>
-      <w:r/>
-      <w:r/>
-    </w:p>
-    <w:p>
-      <w:r/>
+      <w:r>
+        <w:rPr>
+          <w:lang w:val="en_US" w:bidi="en_US"/>
+        </w:rPr>
+      </w:r>
+      <w:r>
+        <w:rPr>
+          <w:lang w:val="en_US" w:bidi="en_US"/>
+        </w:rPr>
+      </w:r>
+    </w:p>
+    <w:p>
+      <w:pPr/>
+      <w:r>
+        <w:rPr>
+          <w:lang w:val="en_US" w:bidi="en_US"/>
+        </w:rPr>
+      </w:r>
     </w:p>
     <w:p>
       <w:pPr>
         <w:pStyle w:val="Heading2"/>
       </w:pPr>
       <w:r>
+        <w:rPr>
+          <w:lang w:val="en_US" w:bidi="en_US"/>
+        </w:rPr>
         <w:t>Ruth 1:6</w:t>
       </w:r>
-      <w:r/>
-    </w:p>
-    <w:p>
-      <w:r/>
-      <w:r>
+      <w:r>
+        <w:rPr>
+          <w:lang w:val="en_US" w:bidi="en_US"/>
+        </w:rPr>
+      </w:r>
+    </w:p>
+    <w:p>
+      <w:pPr/>
+      <w:r>
+        <w:rPr>
+          <w:lang w:val="en_US" w:bidi="en_US"/>
+        </w:rPr>
+      </w:r>
+      <w:r>
+        <w:rPr>
+          <w:lang w:val="en_US" w:bidi="en_US"/>
+        </w:rPr>
         <w:t xml:space="preserve">The Hebrew verb for "giving" is also used in </w:t>
       </w:r>
       <w:hyperlink r:id="rId16">
         <w:r>
+          <w:rPr>
+            <w:lang w:val="en_US" w:bidi="en_US"/>
+          </w:rPr>
           <w:rPr>
             <w:color w:val="0000EE"/>
             <w:u w:val="single"/>
@@ -317,88 +590,186 @@
         </w:r>
       </w:hyperlink>
       <w:r>
+        <w:rPr>
+          <w:lang w:val="en_US" w:bidi="en_US"/>
+        </w:rPr>
         <w:t xml:space="preserve"> as “enabled.” These two mentions of God's actions frame the story with similar phrases, known as an </w:t>
       </w:r>
       <w:r>
         <w:rPr>
           <w:i/>
+          <w:lang w:val="en_US" w:bidi="en_US"/>
         </w:rPr>
         <w:t>inclusio</w:t>
       </w:r>
       <w:r>
+        <w:rPr>
+          <w:lang w:val="en_US" w:bidi="en_US"/>
+        </w:rPr>
         <w:t xml:space="preserve"> or literary “bookends.” God provides good things, like food and children, and he works behind the scenes in everyday life.</w:t>
       </w:r>
-      <w:r/>
-      <w:r/>
-    </w:p>
-    <w:p>
-      <w:r/>
+      <w:r>
+        <w:rPr>
+          <w:lang w:val="en_US" w:bidi="en_US"/>
+        </w:rPr>
+      </w:r>
+      <w:r>
+        <w:rPr>
+          <w:lang w:val="en_US" w:bidi="en_US"/>
+        </w:rPr>
+      </w:r>
+    </w:p>
+    <w:p>
+      <w:pPr/>
+      <w:r>
+        <w:rPr>
+          <w:lang w:val="en_US" w:bidi="en_US"/>
+        </w:rPr>
+      </w:r>
     </w:p>
     <w:p>
       <w:pPr>
         <w:pStyle w:val="Heading2"/>
       </w:pPr>
       <w:r>
+        <w:rPr>
+          <w:lang w:val="en_US" w:bidi="en_US"/>
+        </w:rPr>
         <w:t>Ruth 1:8</w:t>
       </w:r>
-      <w:r/>
-    </w:p>
-    <w:p>
-      <w:r/>
-      <w:r>
+      <w:r>
+        <w:rPr>
+          <w:lang w:val="en_US" w:bidi="en_US"/>
+        </w:rPr>
+      </w:r>
+    </w:p>
+    <w:p>
+      <w:pPr/>
+      <w:r>
+        <w:rPr>
+          <w:lang w:val="en_US" w:bidi="en_US"/>
+        </w:rPr>
+      </w:r>
+      <w:r>
+        <w:rPr>
+          <w:lang w:val="en_US" w:bidi="en_US"/>
+        </w:rPr>
         <w:t>They had probably gone only a short distance when Naomi released Ruth and Orpah to return to their mothers’ homes.</w:t>
       </w:r>
-      <w:r/>
-      <w:r/>
-    </w:p>
-    <w:p>
-      <w:r/>
+      <w:r>
+        <w:rPr>
+          <w:lang w:val="en_US" w:bidi="en_US"/>
+        </w:rPr>
+      </w:r>
+      <w:r>
+        <w:rPr>
+          <w:lang w:val="en_US" w:bidi="en_US"/>
+        </w:rPr>
+      </w:r>
+    </w:p>
+    <w:p>
+      <w:pPr/>
+      <w:r>
+        <w:rPr>
+          <w:lang w:val="en_US" w:bidi="en_US"/>
+        </w:rPr>
+      </w:r>
     </w:p>
     <w:p>
       <w:pPr>
         <w:pStyle w:val="Heading2"/>
       </w:pPr>
       <w:r>
+        <w:rPr>
+          <w:lang w:val="en_US" w:bidi="en_US"/>
+        </w:rPr>
         <w:t>Ruth 1:9</w:t>
       </w:r>
-      <w:r/>
-    </w:p>
-    <w:p>
-      <w:r/>
-      <w:r>
+      <w:r>
+        <w:rPr>
+          <w:lang w:val="en_US" w:bidi="en_US"/>
+        </w:rPr>
+      </w:r>
+    </w:p>
+    <w:p>
+      <w:pPr/>
+      <w:r>
+        <w:rPr>
+          <w:lang w:val="en_US" w:bidi="en_US"/>
+        </w:rPr>
+      </w:r>
+      <w:r>
+        <w:rPr>
+          <w:lang w:val="en_US" w:bidi="en_US"/>
+        </w:rPr>
         <w:t>Naomi speaks the first blessing in the book.</w:t>
       </w:r>
-      <w:r/>
-      <w:r/>
-    </w:p>
-    <w:p>
-      <w:r/>
+      <w:r>
+        <w:rPr>
+          <w:lang w:val="en_US" w:bidi="en_US"/>
+        </w:rPr>
+      </w:r>
+      <w:r>
+        <w:rPr>
+          <w:lang w:val="en_US" w:bidi="en_US"/>
+        </w:rPr>
+      </w:r>
+    </w:p>
+    <w:p>
+      <w:pPr/>
+      <w:r>
+        <w:rPr>
+          <w:lang w:val="en_US" w:bidi="en_US"/>
+        </w:rPr>
+      </w:r>
     </w:p>
     <w:p>
       <w:pPr>
         <w:pStyle w:val="Heading2"/>
       </w:pPr>
       <w:r>
+        <w:rPr>
+          <w:lang w:val="en_US" w:bidi="en_US"/>
+        </w:rPr>
         <w:t>Ruth 1:14</w:t>
       </w:r>
-      <w:r/>
-    </w:p>
-    <w:p>
-      <w:r/>
+      <w:r>
+        <w:rPr>
+          <w:lang w:val="en_US" w:bidi="en_US"/>
+        </w:rPr>
+      </w:r>
+    </w:p>
+    <w:p>
+      <w:pPr/>
+      <w:r>
+        <w:rPr>
+          <w:lang w:val="en_US" w:bidi="en_US"/>
+        </w:rPr>
+      </w:r>
       <w:r>
         <w:rPr>
           <w:i/>
+          <w:lang w:val="en_US" w:bidi="en_US"/>
         </w:rPr>
         <w:t>Ruth clung to her</w:t>
       </w:r>
       <w:r>
+        <w:rPr>
+          <w:lang w:val="en_US" w:bidi="en_US"/>
+        </w:rPr>
         <w:t>:</w:t>
       </w:r>
       <w:r>
+        <w:rPr>
+          <w:lang w:val="en_US" w:bidi="en_US"/>
+        </w:rPr>
         <w:t xml:space="preserve"> The Hebrew verb here shows how strong Ruth’s love was for her mother-in-law. It is the same word used to describe a man being "joined to" his wife (</w:t>
       </w:r>
       <w:hyperlink r:id="rId17">
         <w:r>
+          <w:rPr>
+            <w:lang w:val="en_US" w:bidi="en_US"/>
+          </w:rPr>
           <w:rPr>
             <w:color w:val="0000EE"/>
             <w:u w:val="single"/>
@@ -407,10 +778,16 @@
         </w:r>
       </w:hyperlink>
       <w:r>
+        <w:rPr>
+          <w:lang w:val="en_US" w:bidi="en_US"/>
+        </w:rPr>
         <w:t>) and to describe a person staying faithful to the Lord (</w:t>
       </w:r>
       <w:hyperlink r:id="rId18">
         <w:r>
+          <w:rPr>
+            <w:lang w:val="en_US" w:bidi="en_US"/>
+          </w:rPr>
           <w:rPr>
             <w:color w:val="0000EE"/>
             <w:u w:val="single"/>
@@ -419,10 +796,16 @@
         </w:r>
       </w:hyperlink>
       <w:r>
+        <w:rPr>
+          <w:lang w:val="en_US" w:bidi="en_US"/>
+        </w:rPr>
         <w:t xml:space="preserve">; </w:t>
       </w:r>
       <w:hyperlink r:id="rId19">
         <w:r>
+          <w:rPr>
+            <w:lang w:val="en_US" w:bidi="en_US"/>
+          </w:rPr>
           <w:rPr>
             <w:color w:val="0000EE"/>
             <w:u w:val="single"/>
@@ -431,10 +814,16 @@
         </w:r>
       </w:hyperlink>
       <w:r>
+        <w:rPr>
+          <w:lang w:val="en_US" w:bidi="en_US"/>
+        </w:rPr>
         <w:t xml:space="preserve">; </w:t>
       </w:r>
       <w:hyperlink r:id="rId20">
         <w:r>
+          <w:rPr>
+            <w:lang w:val="en_US" w:bidi="en_US"/>
+          </w:rPr>
           <w:rPr>
             <w:color w:val="0000EE"/>
             <w:u w:val="single"/>
@@ -443,56 +832,119 @@
         </w:r>
       </w:hyperlink>
       <w:r>
+        <w:rPr>
+          <w:lang w:val="en_US" w:bidi="en_US"/>
+        </w:rPr>
         <w:t>).</w:t>
       </w:r>
-      <w:r/>
-      <w:r/>
-    </w:p>
-    <w:p>
-      <w:r/>
+      <w:r>
+        <w:rPr>
+          <w:lang w:val="en_US" w:bidi="en_US"/>
+        </w:rPr>
+      </w:r>
+      <w:r>
+        <w:rPr>
+          <w:lang w:val="en_US" w:bidi="en_US"/>
+        </w:rPr>
+      </w:r>
+    </w:p>
+    <w:p>
+      <w:pPr/>
+      <w:r>
+        <w:rPr>
+          <w:lang w:val="en_US" w:bidi="en_US"/>
+        </w:rPr>
+      </w:r>
     </w:p>
     <w:p>
       <w:pPr>
         <w:pStyle w:val="Heading2"/>
       </w:pPr>
       <w:r>
+        <w:rPr>
+          <w:lang w:val="en_US" w:bidi="en_US"/>
+        </w:rPr>
         <w:t>Ruth 1:15</w:t>
       </w:r>
-      <w:r/>
-    </w:p>
-    <w:p>
-      <w:r/>
+      <w:r>
+        <w:rPr>
+          <w:lang w:val="en_US" w:bidi="en_US"/>
+        </w:rPr>
+      </w:r>
+    </w:p>
+    <w:p>
+      <w:pPr/>
+      <w:r>
+        <w:rPr>
+          <w:lang w:val="en_US" w:bidi="en_US"/>
+        </w:rPr>
+      </w:r>
       <w:r>
         <w:rPr>
           <w:i/>
+          <w:lang w:val="en_US" w:bidi="en_US"/>
         </w:rPr>
         <w:t>and her gods</w:t>
       </w:r>
       <w:r>
+        <w:rPr>
+          <w:lang w:val="en_US" w:bidi="en_US"/>
+        </w:rPr>
         <w:t>: Every nation believed in its own local god. Naomi thought Ruth would keep worshiping Moabite gods.</w:t>
       </w:r>
-      <w:r/>
-      <w:r/>
-    </w:p>
-    <w:p>
-      <w:r/>
+      <w:r>
+        <w:rPr>
+          <w:lang w:val="en_US" w:bidi="en_US"/>
+        </w:rPr>
+      </w:r>
+      <w:r>
+        <w:rPr>
+          <w:lang w:val="en_US" w:bidi="en_US"/>
+        </w:rPr>
+      </w:r>
+    </w:p>
+    <w:p>
+      <w:pPr/>
+      <w:r>
+        <w:rPr>
+          <w:lang w:val="en_US" w:bidi="en_US"/>
+        </w:rPr>
+      </w:r>
     </w:p>
     <w:p>
       <w:pPr>
         <w:pStyle w:val="Heading2"/>
       </w:pPr>
       <w:r>
+        <w:rPr>
+          <w:lang w:val="en_US" w:bidi="en_US"/>
+        </w:rPr>
         <w:t>Ruth 1:16–17</w:t>
       </w:r>
-      <w:r/>
-    </w:p>
-    <w:p>
-      <w:r/>
-      <w:r>
+      <w:r>
+        <w:rPr>
+          <w:lang w:val="en_US" w:bidi="en_US"/>
+        </w:rPr>
+      </w:r>
+    </w:p>
+    <w:p>
+      <w:pPr/>
+      <w:r>
+        <w:rPr>
+          <w:lang w:val="en_US" w:bidi="en_US"/>
+        </w:rPr>
+      </w:r>
+      <w:r>
+        <w:rPr>
+          <w:lang w:val="en_US" w:bidi="en_US"/>
+        </w:rPr>
         <w:t xml:space="preserve">Ruth made a promise in the name of the Lord to show her strong commitment to Israel's God (see </w:t>
       </w:r>
       <w:hyperlink r:id="rId21">
         <w:r>
+          <w:rPr>
+            <w:lang w:val="en_US" w:bidi="en_US"/>
+          </w:rPr>
           <w:rPr>
             <w:color w:val="0000EE"/>
             <w:u w:val="single"/>
@@ -501,39 +953,77 @@
         </w:r>
       </w:hyperlink>
       <w:r>
+        <w:rPr>
+          <w:lang w:val="en_US" w:bidi="en_US"/>
+        </w:rPr>
         <w:t>) and to Naomi.</w:t>
       </w:r>
-      <w:r/>
-      <w:r/>
-    </w:p>
-    <w:p>
-      <w:r/>
+      <w:r>
+        <w:rPr>
+          <w:lang w:val="en_US" w:bidi="en_US"/>
+        </w:rPr>
+      </w:r>
+      <w:r>
+        <w:rPr>
+          <w:lang w:val="en_US" w:bidi="en_US"/>
+        </w:rPr>
+      </w:r>
+    </w:p>
+    <w:p>
+      <w:pPr/>
+      <w:r>
+        <w:rPr>
+          <w:lang w:val="en_US" w:bidi="en_US"/>
+        </w:rPr>
+      </w:r>
     </w:p>
     <w:p>
       <w:pPr>
         <w:pStyle w:val="Heading2"/>
       </w:pPr>
       <w:r>
+        <w:rPr>
+          <w:lang w:val="en_US" w:bidi="en_US"/>
+        </w:rPr>
         <w:t>Ruth 1:20</w:t>
       </w:r>
-      <w:r/>
-    </w:p>
-    <w:p>
-      <w:r/>
-      <w:r>
+      <w:r>
+        <w:rPr>
+          <w:lang w:val="en_US" w:bidi="en_US"/>
+        </w:rPr>
+      </w:r>
+    </w:p>
+    <w:p>
+      <w:pPr/>
+      <w:r>
+        <w:rPr>
+          <w:lang w:val="en_US" w:bidi="en_US"/>
+        </w:rPr>
+      </w:r>
+      <w:r>
+        <w:rPr>
+          <w:lang w:val="en_US" w:bidi="en_US"/>
+        </w:rPr>
         <w:t xml:space="preserve">Almighty translates the Hebrew word </w:t>
       </w:r>
       <w:r>
         <w:rPr>
           <w:i/>
+          <w:lang w:val="en_US" w:bidi="en_US"/>
         </w:rPr>
         <w:t>shadday</w:t>
       </w:r>
       <w:r>
+        <w:rPr>
+          <w:lang w:val="en_US" w:bidi="en_US"/>
+        </w:rPr>
         <w:t xml:space="preserve">, which shows God's strength and provision. Naomi's complaint was genuine, but God gave her exactly what she needed (see </w:t>
       </w:r>
       <w:hyperlink r:id="rId22">
         <w:r>
+          <w:rPr>
+            <w:lang w:val="en_US" w:bidi="en_US"/>
+          </w:rPr>
           <w:rPr>
             <w:color w:val="0000EE"/>
             <w:u w:val="single"/>
@@ -542,85 +1032,185 @@
         </w:r>
       </w:hyperlink>
       <w:r>
+        <w:rPr>
+          <w:lang w:val="en_US" w:bidi="en_US"/>
+        </w:rPr>
         <w:t>).</w:t>
       </w:r>
-      <w:r/>
-      <w:r/>
-    </w:p>
-    <w:p>
-      <w:r/>
+      <w:r>
+        <w:rPr>
+          <w:lang w:val="en_US" w:bidi="en_US"/>
+        </w:rPr>
+      </w:r>
+      <w:r>
+        <w:rPr>
+          <w:lang w:val="en_US" w:bidi="en_US"/>
+        </w:rPr>
+      </w:r>
+    </w:p>
+    <w:p>
+      <w:pPr/>
+      <w:r>
+        <w:rPr>
+          <w:lang w:val="en_US" w:bidi="en_US"/>
+        </w:rPr>
+      </w:r>
     </w:p>
     <w:p>
       <w:pPr>
         <w:pStyle w:val="Heading2"/>
       </w:pPr>
       <w:r>
+        <w:rPr>
+          <w:lang w:val="en_US" w:bidi="en_US"/>
+        </w:rPr>
         <w:t>Ruth 1:22</w:t>
       </w:r>
-      <w:r/>
-    </w:p>
-    <w:p>
-      <w:r/>
-      <w:r>
+      <w:r>
+        <w:rPr>
+          <w:lang w:val="en_US" w:bidi="en_US"/>
+        </w:rPr>
+      </w:r>
+    </w:p>
+    <w:p>
+      <w:pPr/>
+      <w:r>
+        <w:rPr>
+          <w:lang w:val="en_US" w:bidi="en_US"/>
+        </w:rPr>
+      </w:r>
+      <w:r>
+        <w:rPr>
+          <w:lang w:val="en_US" w:bidi="en_US"/>
+        </w:rPr>
         <w:t>The barley harvest began between late March and mid-April on our calendar.</w:t>
       </w:r>
-      <w:r/>
-      <w:r/>
-    </w:p>
-    <w:p>
-      <w:r/>
+      <w:r>
+        <w:rPr>
+          <w:lang w:val="en_US" w:bidi="en_US"/>
+        </w:rPr>
+      </w:r>
+      <w:r>
+        <w:rPr>
+          <w:lang w:val="en_US" w:bidi="en_US"/>
+        </w:rPr>
+      </w:r>
+    </w:p>
+    <w:p>
+      <w:pPr/>
+      <w:r>
+        <w:rPr>
+          <w:lang w:val="en_US" w:bidi="en_US"/>
+        </w:rPr>
+      </w:r>
     </w:p>
     <w:p>
       <w:pPr>
         <w:pStyle w:val="Heading2"/>
       </w:pPr>
       <w:r>
+        <w:rPr>
+          <w:lang w:val="en_US" w:bidi="en_US"/>
+        </w:rPr>
         <w:t>Ruth 2:1</w:t>
       </w:r>
-      <w:r/>
-    </w:p>
-    <w:p>
-      <w:r/>
-      <w:r>
+      <w:r>
+        <w:rPr>
+          <w:lang w:val="en_US" w:bidi="en_US"/>
+        </w:rPr>
+      </w:r>
+    </w:p>
+    <w:p>
+      <w:pPr/>
+      <w:r>
+        <w:rPr>
+          <w:lang w:val="en_US" w:bidi="en_US"/>
+        </w:rPr>
+      </w:r>
+      <w:r>
+        <w:rPr>
+          <w:lang w:val="en_US" w:bidi="en_US"/>
+        </w:rPr>
         <w:t xml:space="preserve">Boaz was a relative of Elimelech, so he could be a family redeemer for the widows Ruth and Naomi (see </w:t>
       </w:r>
       <w:r>
+        <w:rPr>
+          <w:lang w:val="en_US" w:bidi="en_US"/>
+        </w:rPr>
         <w:t>study note on Judges2:20</w:t>
       </w:r>
       <w:r>
+        <w:rPr>
+          <w:lang w:val="en_US" w:bidi="en_US"/>
+        </w:rPr>
         <w:t>).</w:t>
       </w:r>
-      <w:r/>
-      <w:r/>
-    </w:p>
-    <w:p>
-      <w:r/>
+      <w:r>
+        <w:rPr>
+          <w:lang w:val="en_US" w:bidi="en_US"/>
+        </w:rPr>
+      </w:r>
+      <w:r>
+        <w:rPr>
+          <w:lang w:val="en_US" w:bidi="en_US"/>
+        </w:rPr>
+      </w:r>
+    </w:p>
+    <w:p>
+      <w:pPr/>
+      <w:r>
+        <w:rPr>
+          <w:lang w:val="en_US" w:bidi="en_US"/>
+        </w:rPr>
+      </w:r>
     </w:p>
     <w:p>
       <w:pPr>
         <w:pStyle w:val="Heading2"/>
       </w:pPr>
       <w:r>
+        <w:rPr>
+          <w:lang w:val="en_US" w:bidi="en_US"/>
+        </w:rPr>
         <w:t>Ruth 2:2</w:t>
       </w:r>
-      <w:r/>
-    </w:p>
-    <w:p>
-      <w:r/>
+      <w:r>
+        <w:rPr>
+          <w:lang w:val="en_US" w:bidi="en_US"/>
+        </w:rPr>
+      </w:r>
+    </w:p>
+    <w:p>
+      <w:pPr/>
+      <w:r>
+        <w:rPr>
+          <w:lang w:val="en_US" w:bidi="en_US"/>
+        </w:rPr>
+      </w:r>
       <w:r>
         <w:rPr>
           <w:i/>
+          <w:lang w:val="en_US" w:bidi="en_US"/>
         </w:rPr>
         <w:t>glean heads of grain</w:t>
       </w:r>
       <w:r>
+        <w:rPr>
+          <w:lang w:val="en_US" w:bidi="en_US"/>
+        </w:rPr>
         <w:t xml:space="preserve">: </w:t>
       </w:r>
       <w:r>
+        <w:rPr>
+          <w:lang w:val="en_US" w:bidi="en_US"/>
+        </w:rPr>
         <w:t xml:space="preserve">Harvesters were to leave some grain for the poor to gather (see </w:t>
       </w:r>
       <w:hyperlink r:id="rId23">
         <w:r>
+          <w:rPr>
+            <w:lang w:val="en_US" w:bidi="en_US"/>
+          </w:rPr>
           <w:rPr>
             <w:color w:val="0000EE"/>
             <w:u w:val="single"/>
@@ -629,10 +1219,16 @@
         </w:r>
       </w:hyperlink>
       <w:r>
+        <w:rPr>
+          <w:lang w:val="en_US" w:bidi="en_US"/>
+        </w:rPr>
         <w:t xml:space="preserve">; </w:t>
       </w:r>
       <w:hyperlink r:id="rId24">
         <w:r>
+          <w:rPr>
+            <w:lang w:val="en_US" w:bidi="en_US"/>
+          </w:rPr>
           <w:rPr>
             <w:color w:val="0000EE"/>
             <w:u w:val="single"/>
@@ -641,10 +1237,16 @@
         </w:r>
       </w:hyperlink>
       <w:r>
+        <w:rPr>
+          <w:lang w:val="en_US" w:bidi="en_US"/>
+        </w:rPr>
         <w:t xml:space="preserve">; </w:t>
       </w:r>
       <w:hyperlink r:id="rId25">
         <w:r>
+          <w:rPr>
+            <w:lang w:val="en_US" w:bidi="en_US"/>
+          </w:rPr>
           <w:rPr>
             <w:color w:val="0000EE"/>
             <w:u w:val="single"/>
@@ -653,106 +1255,222 @@
         </w:r>
       </w:hyperlink>
       <w:r>
+        <w:rPr>
+          <w:lang w:val="en_US" w:bidi="en_US"/>
+        </w:rPr>
         <w:t>). God ensured the poor had food.</w:t>
       </w:r>
-      <w:r/>
-      <w:r/>
-    </w:p>
-    <w:p>
-      <w:r/>
+      <w:r>
+        <w:rPr>
+          <w:lang w:val="en_US" w:bidi="en_US"/>
+        </w:rPr>
+      </w:r>
+      <w:r>
+        <w:rPr>
+          <w:lang w:val="en_US" w:bidi="en_US"/>
+        </w:rPr>
+      </w:r>
+    </w:p>
+    <w:p>
+      <w:pPr/>
+      <w:r>
+        <w:rPr>
+          <w:lang w:val="en_US" w:bidi="en_US"/>
+        </w:rPr>
+      </w:r>
     </w:p>
     <w:p>
       <w:pPr>
         <w:pStyle w:val="Heading2"/>
       </w:pPr>
       <w:r>
+        <w:rPr>
+          <w:lang w:val="en_US" w:bidi="en_US"/>
+        </w:rPr>
         <w:t>Ruth 2:3</w:t>
       </w:r>
-      <w:r/>
-    </w:p>
-    <w:p>
-      <w:r/>
+      <w:r>
+        <w:rPr>
+          <w:lang w:val="en_US" w:bidi="en_US"/>
+        </w:rPr>
+      </w:r>
+    </w:p>
+    <w:p>
+      <w:pPr/>
+      <w:r>
+        <w:rPr>
+          <w:lang w:val="en_US" w:bidi="en_US"/>
+        </w:rPr>
+      </w:r>
       <w:r>
         <w:rPr>
           <w:i/>
+          <w:lang w:val="en_US" w:bidi="en_US"/>
         </w:rPr>
         <w:t>she happened to come to</w:t>
       </w:r>
       <w:r>
+        <w:rPr>
+          <w:lang w:val="en_US" w:bidi="en_US"/>
+        </w:rPr>
         <w:t>:</w:t>
       </w:r>
       <w:r>
+        <w:rPr>
+          <w:lang w:val="en_US" w:bidi="en_US"/>
+        </w:rPr>
         <w:t xml:space="preserve"> Ruth chose a field seemingly at random to gather leftover grain. God uses ordinary choices to help those who trust him.</w:t>
       </w:r>
-      <w:r/>
-      <w:r/>
-    </w:p>
-    <w:p>
-      <w:r/>
+      <w:r>
+        <w:rPr>
+          <w:lang w:val="en_US" w:bidi="en_US"/>
+        </w:rPr>
+      </w:r>
+      <w:r>
+        <w:rPr>
+          <w:lang w:val="en_US" w:bidi="en_US"/>
+        </w:rPr>
+      </w:r>
+    </w:p>
+    <w:p>
+      <w:pPr/>
+      <w:r>
+        <w:rPr>
+          <w:lang w:val="en_US" w:bidi="en_US"/>
+        </w:rPr>
+      </w:r>
     </w:p>
     <w:p>
       <w:pPr>
         <w:pStyle w:val="Heading2"/>
       </w:pPr>
       <w:r>
+        <w:rPr>
+          <w:lang w:val="en_US" w:bidi="en_US"/>
+        </w:rPr>
         <w:t>Ruth 2:5</w:t>
       </w:r>
-      <w:r/>
-    </w:p>
-    <w:p>
-      <w:r/>
-      <w:r>
+      <w:r>
+        <w:rPr>
+          <w:lang w:val="en_US" w:bidi="en_US"/>
+        </w:rPr>
+      </w:r>
+    </w:p>
+    <w:p>
+      <w:pPr/>
+      <w:r>
+        <w:rPr>
+          <w:lang w:val="en_US" w:bidi="en_US"/>
+        </w:rPr>
+      </w:r>
+      <w:r>
+        <w:rPr>
+          <w:lang w:val="en_US" w:bidi="en_US"/>
+        </w:rPr>
         <w:t xml:space="preserve">Boaz saw Ruth as a young woman suitable for marriage (Hebrew </w:t>
       </w:r>
       <w:r>
         <w:rPr>
           <w:i/>
+          <w:lang w:val="en_US" w:bidi="en_US"/>
         </w:rPr>
         <w:t>na‘arah</w:t>
       </w:r>
       <w:r>
+        <w:rPr>
+          <w:lang w:val="en_US" w:bidi="en_US"/>
+        </w:rPr>
         <w:t>).</w:t>
       </w:r>
-      <w:r/>
-      <w:r/>
-    </w:p>
-    <w:p>
-      <w:r/>
+      <w:r>
+        <w:rPr>
+          <w:lang w:val="en_US" w:bidi="en_US"/>
+        </w:rPr>
+      </w:r>
+      <w:r>
+        <w:rPr>
+          <w:lang w:val="en_US" w:bidi="en_US"/>
+        </w:rPr>
+      </w:r>
+    </w:p>
+    <w:p>
+      <w:pPr/>
+      <w:r>
+        <w:rPr>
+          <w:lang w:val="en_US" w:bidi="en_US"/>
+        </w:rPr>
+      </w:r>
     </w:p>
     <w:p>
       <w:pPr>
         <w:pStyle w:val="Heading2"/>
       </w:pPr>
       <w:r>
+        <w:rPr>
+          <w:lang w:val="en_US" w:bidi="en_US"/>
+        </w:rPr>
         <w:t>Ruth 2:7</w:t>
       </w:r>
-      <w:r/>
-    </w:p>
-    <w:p>
-      <w:r/>
+      <w:r>
+        <w:rPr>
+          <w:lang w:val="en_US" w:bidi="en_US"/>
+        </w:rPr>
+      </w:r>
+    </w:p>
+    <w:p>
+      <w:pPr/>
+      <w:r>
+        <w:rPr>
+          <w:lang w:val="en_US" w:bidi="en_US"/>
+        </w:rPr>
+      </w:r>
       <w:r>
         <w:rPr>
           <w:i/>
+          <w:lang w:val="en_US" w:bidi="en_US"/>
         </w:rPr>
         <w:t>in the shelter</w:t>
       </w:r>
       <w:r>
+        <w:rPr>
+          <w:lang w:val="en_US" w:bidi="en_US"/>
+        </w:rPr>
         <w:t>: Many farmers in Israel's hill country built shelters next to their fields for the harvest. Workers used these shelters for shade during lunch or other breaks in the long, hard workday. You can still see these shelters in parts of the hill country.</w:t>
       </w:r>
-      <w:r/>
-      <w:r/>
-    </w:p>
-    <w:p>
-      <w:r/>
+      <w:r>
+        <w:rPr>
+          <w:lang w:val="en_US" w:bidi="en_US"/>
+        </w:rPr>
+      </w:r>
+      <w:r>
+        <w:rPr>
+          <w:lang w:val="en_US" w:bidi="en_US"/>
+        </w:rPr>
+      </w:r>
+    </w:p>
+    <w:p>
+      <w:pPr/>
+      <w:r>
+        <w:rPr>
+          <w:lang w:val="en_US" w:bidi="en_US"/>
+        </w:rPr>
+      </w:r>
     </w:p>
     <w:p>
       <w:pPr>
         <w:pStyle w:val="Heading2"/>
       </w:pPr>
       <w:r>
+        <w:rPr>
+          <w:lang w:val="en_US" w:bidi="en_US"/>
+        </w:rPr>
         <w:t>Ruth 2:8–9</w:t>
       </w:r>
-      <w:r/>
+      <w:r>
+        <w:rPr>
+          <w:lang w:val="en_US" w:bidi="en_US"/>
+        </w:rPr>
+      </w:r>
     </w:p>
     <w:p>
       <w:pPr>
@@ -760,8 +1478,15 @@
         <w:spacing w:line="240" w:lineRule="auto"/>
         <w:ind w:left="720"/>
       </w:pPr>
-      <w:r/>
-      <w:r>
+      <w:r>
+        <w:rPr>
+          <w:lang w:val="en_US" w:bidi="en_US"/>
+        </w:rPr>
+      </w:r>
+      <w:r>
+        <w:rPr>
+          <w:lang w:val="en_US" w:bidi="en_US"/>
+        </w:rPr>
         <w:t xml:space="preserve">Boaz gave Ruth the special privilege of gleaning right behind the young women. After the men cut the grain and tied it in small bundles, the women gathered the bundles into larger sheaves. The Torah did not require farmers to allow gleaners into the fields until they took the sheaves to the threshing floor. </w:t>
       </w:r>
     </w:p>
@@ -771,14 +1496,22 @@
         <w:spacing w:line="240" w:lineRule="auto"/>
         <w:ind w:left="720"/>
       </w:pPr>
-      <w:r/>
+      <w:r>
+        <w:rPr>
+          <w:lang w:val="en_US" w:bidi="en_US"/>
+        </w:rPr>
+      </w:r>
       <w:r>
         <w:rPr>
           <w:i/>
+          <w:lang w:val="en_US" w:bidi="en_US"/>
         </w:rPr>
         <w:t>I have ordered the young men not to touch you</w:t>
       </w:r>
       <w:r>
+        <w:rPr>
+          <w:lang w:val="en_US" w:bidi="en_US"/>
+        </w:rPr>
         <w:t xml:space="preserve">: Boaz assured Ruth that no one under his authority would taunt her or try to drive her away from his fields, even though she was there before the proper time for gleaners. </w:t>
       </w:r>
     </w:p>
@@ -788,212 +1521,443 @@
         <w:spacing w:line="240" w:lineRule="auto"/>
         <w:ind w:left="720"/>
       </w:pPr>
-      <w:r/>
+      <w:r>
+        <w:rPr>
+          <w:lang w:val="en_US" w:bidi="en_US"/>
+        </w:rPr>
+      </w:r>
       <w:r>
         <w:rPr>
           <w:i/>
+          <w:lang w:val="en_US" w:bidi="en_US"/>
         </w:rPr>
         <w:t>go and drink from the jars</w:t>
       </w:r>
       <w:r>
+        <w:rPr>
+          <w:lang w:val="en_US" w:bidi="en_US"/>
+        </w:rPr>
         <w:t>: Boaz’s generosity saved Ruth the trouble of drawing her own water.</w:t>
       </w:r>
-      <w:r/>
-      <w:r/>
-    </w:p>
-    <w:p>
-      <w:r/>
+      <w:r>
+        <w:rPr>
+          <w:lang w:val="en_US" w:bidi="en_US"/>
+        </w:rPr>
+      </w:r>
+      <w:r>
+        <w:rPr>
+          <w:lang w:val="en_US" w:bidi="en_US"/>
+        </w:rPr>
+      </w:r>
+    </w:p>
+    <w:p>
+      <w:pPr/>
+      <w:r>
+        <w:rPr>
+          <w:lang w:val="en_US" w:bidi="en_US"/>
+        </w:rPr>
+      </w:r>
     </w:p>
     <w:p>
       <w:pPr>
         <w:pStyle w:val="Heading2"/>
       </w:pPr>
       <w:r>
+        <w:rPr>
+          <w:lang w:val="en_US" w:bidi="en_US"/>
+        </w:rPr>
         <w:t>Ruth 2:13</w:t>
       </w:r>
-      <w:r/>
-    </w:p>
-    <w:p>
-      <w:r/>
+      <w:r>
+        <w:rPr>
+          <w:lang w:val="en_US" w:bidi="en_US"/>
+        </w:rPr>
+      </w:r>
+    </w:p>
+    <w:p>
+      <w:pPr/>
+      <w:r>
+        <w:rPr>
+          <w:lang w:val="en_US" w:bidi="en_US"/>
+        </w:rPr>
+      </w:r>
       <w:r>
         <w:rPr>
           <w:i/>
+          <w:lang w:val="en_US" w:bidi="en_US"/>
         </w:rPr>
         <w:t>your maidservant</w:t>
       </w:r>
       <w:r>
+        <w:rPr>
+          <w:lang w:val="en_US" w:bidi="en_US"/>
+        </w:rPr>
         <w:t>: By using this term, Ruth showed she was lower in status than Boaz’s servants.</w:t>
       </w:r>
-      <w:r/>
-      <w:r/>
-    </w:p>
-    <w:p>
-      <w:r/>
+      <w:r>
+        <w:rPr>
+          <w:lang w:val="en_US" w:bidi="en_US"/>
+        </w:rPr>
+      </w:r>
+      <w:r>
+        <w:rPr>
+          <w:lang w:val="en_US" w:bidi="en_US"/>
+        </w:rPr>
+      </w:r>
+    </w:p>
+    <w:p>
+      <w:pPr/>
+      <w:r>
+        <w:rPr>
+          <w:lang w:val="en_US" w:bidi="en_US"/>
+        </w:rPr>
+      </w:r>
     </w:p>
     <w:p>
       <w:pPr>
         <w:pStyle w:val="Heading2"/>
       </w:pPr>
       <w:r>
+        <w:rPr>
+          <w:lang w:val="en_US" w:bidi="en_US"/>
+        </w:rPr>
         <w:t>Ruth 2:14</w:t>
       </w:r>
-      <w:r/>
-    </w:p>
-    <w:p>
-      <w:r/>
-      <w:r>
+      <w:r>
+        <w:rPr>
+          <w:lang w:val="en_US" w:bidi="en_US"/>
+        </w:rPr>
+      </w:r>
+    </w:p>
+    <w:p>
+      <w:pPr/>
+      <w:r>
+        <w:rPr>
+          <w:lang w:val="en_US" w:bidi="en_US"/>
+        </w:rPr>
+      </w:r>
+      <w:r>
+        <w:rPr>
+          <w:lang w:val="en_US" w:bidi="en_US"/>
+        </w:rPr>
         <w:t>Boaz showed great hospitality by sharing his meal with Ruth, going above and beyond what was expected.</w:t>
       </w:r>
-      <w:r/>
-      <w:r/>
-    </w:p>
-    <w:p>
-      <w:r/>
+      <w:r>
+        <w:rPr>
+          <w:lang w:val="en_US" w:bidi="en_US"/>
+        </w:rPr>
+      </w:r>
+      <w:r>
+        <w:rPr>
+          <w:lang w:val="en_US" w:bidi="en_US"/>
+        </w:rPr>
+      </w:r>
+    </w:p>
+    <w:p>
+      <w:pPr/>
+      <w:r>
+        <w:rPr>
+          <w:lang w:val="en_US" w:bidi="en_US"/>
+        </w:rPr>
+      </w:r>
     </w:p>
     <w:p>
       <w:pPr>
         <w:pStyle w:val="Heading2"/>
       </w:pPr>
       <w:r>
+        <w:rPr>
+          <w:lang w:val="en_US" w:bidi="en_US"/>
+        </w:rPr>
         <w:t>Ruth 2:15–16</w:t>
       </w:r>
-      <w:r/>
-    </w:p>
-    <w:p>
-      <w:r/>
-      <w:r>
+      <w:r>
+        <w:rPr>
+          <w:lang w:val="en_US" w:bidi="en_US"/>
+        </w:rPr>
+      </w:r>
+    </w:p>
+    <w:p>
+      <w:pPr/>
+      <w:r>
+        <w:rPr>
+          <w:lang w:val="en_US" w:bidi="en_US"/>
+        </w:rPr>
+      </w:r>
+      <w:r>
+        <w:rPr>
+          <w:lang w:val="en_US" w:bidi="en_US"/>
+        </w:rPr>
         <w:t>Boaz's instructions to his workers after lunch made Ruth's gleaning much more productive. Boaz gave Ruth more than the gleaning law required.</w:t>
       </w:r>
-      <w:r/>
-      <w:r/>
-    </w:p>
-    <w:p>
-      <w:r/>
+      <w:r>
+        <w:rPr>
+          <w:lang w:val="en_US" w:bidi="en_US"/>
+        </w:rPr>
+      </w:r>
+      <w:r>
+        <w:rPr>
+          <w:lang w:val="en_US" w:bidi="en_US"/>
+        </w:rPr>
+      </w:r>
+    </w:p>
+    <w:p>
+      <w:pPr/>
+      <w:r>
+        <w:rPr>
+          <w:lang w:val="en_US" w:bidi="en_US"/>
+        </w:rPr>
+      </w:r>
     </w:p>
     <w:p>
       <w:pPr>
         <w:pStyle w:val="Heading2"/>
       </w:pPr>
       <w:r>
+        <w:rPr>
+          <w:lang w:val="en_US" w:bidi="en_US"/>
+        </w:rPr>
         <w:t>Ruth 2:18</w:t>
       </w:r>
-      <w:r/>
-    </w:p>
-    <w:p>
-      <w:r/>
-      <w:r>
+      <w:r>
+        <w:rPr>
+          <w:lang w:val="en_US" w:bidi="en_US"/>
+        </w:rPr>
+      </w:r>
+    </w:p>
+    <w:p>
+      <w:pPr/>
+      <w:r>
+        <w:rPr>
+          <w:lang w:val="en_US" w:bidi="en_US"/>
+        </w:rPr>
+      </w:r>
+      <w:r>
+        <w:rPr>
+          <w:lang w:val="en_US" w:bidi="en_US"/>
+        </w:rPr>
         <w:t>Ruth was careful and generous when she gave Naomi the leftover roasted grain.</w:t>
       </w:r>
-      <w:r/>
-      <w:r/>
-    </w:p>
-    <w:p>
-      <w:r/>
+      <w:r>
+        <w:rPr>
+          <w:lang w:val="en_US" w:bidi="en_US"/>
+        </w:rPr>
+      </w:r>
+      <w:r>
+        <w:rPr>
+          <w:lang w:val="en_US" w:bidi="en_US"/>
+        </w:rPr>
+      </w:r>
+    </w:p>
+    <w:p>
+      <w:pPr/>
+      <w:r>
+        <w:rPr>
+          <w:lang w:val="en_US" w:bidi="en_US"/>
+        </w:rPr>
+      </w:r>
     </w:p>
     <w:p>
       <w:pPr>
         <w:pStyle w:val="Heading2"/>
       </w:pPr>
       <w:r>
+        <w:rPr>
+          <w:lang w:val="en_US" w:bidi="en_US"/>
+        </w:rPr>
         <w:t>Ruth 2:19</w:t>
       </w:r>
-      <w:r/>
-    </w:p>
-    <w:p>
-      <w:r/>
+      <w:r>
+        <w:rPr>
+          <w:lang w:val="en_US" w:bidi="en_US"/>
+        </w:rPr>
+      </w:r>
+    </w:p>
+    <w:p>
+      <w:pPr/>
+      <w:r>
+        <w:rPr>
+          <w:lang w:val="en_US" w:bidi="en_US"/>
+        </w:rPr>
+      </w:r>
       <w:r>
         <w:rPr>
           <w:i/>
+          <w:lang w:val="en_US" w:bidi="en_US"/>
         </w:rPr>
         <w:t>glean</w:t>
       </w:r>
       <w:r>
+        <w:rPr>
+          <w:lang w:val="en_US" w:bidi="en_US"/>
+        </w:rPr>
         <w:t>: Ruth usually could not gather as much as an ephah of barley, which is about two-thirds of a bushel.</w:t>
       </w:r>
-      <w:r/>
-      <w:r/>
-    </w:p>
-    <w:p>
-      <w:r/>
+      <w:r>
+        <w:rPr>
+          <w:lang w:val="en_US" w:bidi="en_US"/>
+        </w:rPr>
+      </w:r>
+      <w:r>
+        <w:rPr>
+          <w:lang w:val="en_US" w:bidi="en_US"/>
+        </w:rPr>
+      </w:r>
+    </w:p>
+    <w:p>
+      <w:pPr/>
+      <w:r>
+        <w:rPr>
+          <w:lang w:val="en_US" w:bidi="en_US"/>
+        </w:rPr>
+      </w:r>
     </w:p>
     <w:p>
       <w:pPr>
         <w:pStyle w:val="Heading2"/>
       </w:pPr>
       <w:r>
+        <w:rPr>
+          <w:lang w:val="en_US" w:bidi="en_US"/>
+        </w:rPr>
         <w:t>Ruth 2:20</w:t>
       </w:r>
-      <w:r/>
-    </w:p>
-    <w:p>
-      <w:r/>
+      <w:r>
+        <w:rPr>
+          <w:lang w:val="en_US" w:bidi="en_US"/>
+        </w:rPr>
+      </w:r>
+    </w:p>
+    <w:p>
+      <w:pPr/>
+      <w:r>
+        <w:rPr>
+          <w:lang w:val="en_US" w:bidi="en_US"/>
+        </w:rPr>
+      </w:r>
       <w:r>
         <w:rPr>
           <w:i/>
+          <w:lang w:val="en_US" w:bidi="en_US"/>
         </w:rPr>
         <w:t>kinsman-redeemer</w:t>
       </w:r>
       <w:r>
         <w:rPr>
           <w:i/>
+          <w:lang w:val="en_US" w:bidi="en_US"/>
         </w:rPr>
         <w:t>s</w:t>
       </w:r>
       <w:r>
+        <w:rPr>
+          <w:lang w:val="en_US" w:bidi="en_US"/>
+        </w:rPr>
         <w:t xml:space="preserve"> (Hebrew </w:t>
       </w:r>
       <w:r>
         <w:rPr>
           <w:i/>
+          <w:lang w:val="en_US" w:bidi="en_US"/>
         </w:rPr>
         <w:t>go’el</w:t>
       </w:r>
       <w:r>
+        <w:rPr>
+          <w:lang w:val="en_US" w:bidi="en_US"/>
+        </w:rPr>
         <w:t xml:space="preserve">): The law required the </w:t>
       </w:r>
       <w:r>
         <w:rPr>
           <w:i/>
+          <w:lang w:val="en_US" w:bidi="en_US"/>
         </w:rPr>
         <w:t>go’el</w:t>
       </w:r>
       <w:r>
+        <w:rPr>
+          <w:lang w:val="en_US" w:bidi="en_US"/>
+        </w:rPr>
         <w:t>, the closest male relative, to assist a family member facing financial difficulties (see “</w:t>
       </w:r>
       <w:r>
+        <w:rPr>
+          <w:lang w:val="en_US" w:bidi="en_US"/>
+        </w:rPr>
         <w:t>The Family Redeemer</w:t>
       </w:r>
       <w:r>
+        <w:rPr>
+          <w:lang w:val="en_US" w:bidi="en_US"/>
+        </w:rPr>
         <w:t xml:space="preserve">” Theme Note; see also </w:t>
       </w:r>
       <w:r>
+        <w:rPr>
+          <w:lang w:val="en_US" w:bidi="en_US"/>
+        </w:rPr>
         <w:t>study note on Leviticus 25:25</w:t>
       </w:r>
       <w:r>
+        <w:rPr>
+          <w:lang w:val="en_US" w:bidi="en_US"/>
+        </w:rPr>
         <w:t>).</w:t>
       </w:r>
-      <w:r/>
-      <w:r/>
-    </w:p>
-    <w:p>
-      <w:r/>
+      <w:r>
+        <w:rPr>
+          <w:lang w:val="en_US" w:bidi="en_US"/>
+        </w:rPr>
+      </w:r>
+      <w:r>
+        <w:rPr>
+          <w:lang w:val="en_US" w:bidi="en_US"/>
+        </w:rPr>
+      </w:r>
+    </w:p>
+    <w:p>
+      <w:pPr/>
+      <w:r>
+        <w:rPr>
+          <w:lang w:val="en_US" w:bidi="en_US"/>
+        </w:rPr>
+      </w:r>
     </w:p>
     <w:p>
       <w:pPr>
         <w:pStyle w:val="Heading2"/>
       </w:pPr>
       <w:r>
+        <w:rPr>
+          <w:lang w:val="en_US" w:bidi="en_US"/>
+        </w:rPr>
         <w:t>Ruth 2:21</w:t>
       </w:r>
-      <w:r/>
-    </w:p>
-    <w:p>
-      <w:r/>
-      <w:r>
+      <w:r>
+        <w:rPr>
+          <w:lang w:val="en_US" w:bidi="en_US"/>
+        </w:rPr>
+      </w:r>
+    </w:p>
+    <w:p>
+      <w:pPr/>
+      <w:r>
+        <w:rPr>
+          <w:lang w:val="en_US" w:bidi="en_US"/>
+        </w:rPr>
+      </w:r>
+      <w:r>
+        <w:rPr>
+          <w:lang w:val="en_US" w:bidi="en_US"/>
+        </w:rPr>
         <w:t>The author calls Ruth "Ruth the Moabite" five times (</w:t>
       </w:r>
       <w:hyperlink r:id="rId26">
         <w:r>
+          <w:rPr>
+            <w:lang w:val="en_US" w:bidi="en_US"/>
+          </w:rPr>
           <w:rPr>
             <w:color w:val="0000EE"/>
             <w:u w:val="single"/>
@@ -1002,10 +1966,16 @@
         </w:r>
       </w:hyperlink>
       <w:r>
+        <w:rPr>
+          <w:lang w:val="en_US" w:bidi="en_US"/>
+        </w:rPr>
         <w:t xml:space="preserve">; </w:t>
       </w:r>
       <w:hyperlink r:id="rId27">
         <w:r>
+          <w:rPr>
+            <w:lang w:val="en_US" w:bidi="en_US"/>
+          </w:rPr>
           <w:rPr>
             <w:color w:val="0000EE"/>
             <w:u w:val="single"/>
@@ -1014,10 +1984,16 @@
         </w:r>
       </w:hyperlink>
       <w:r>
+        <w:rPr>
+          <w:lang w:val="en_US" w:bidi="en_US"/>
+        </w:rPr>
         <w:t xml:space="preserve">, </w:t>
       </w:r>
       <w:hyperlink r:id="rId28">
         <w:r>
+          <w:rPr>
+            <w:lang w:val="en_US" w:bidi="en_US"/>
+          </w:rPr>
           <w:rPr>
             <w:color w:val="0000EE"/>
             <w:u w:val="single"/>
@@ -1026,10 +2002,16 @@
         </w:r>
       </w:hyperlink>
       <w:r>
+        <w:rPr>
+          <w:lang w:val="en_US" w:bidi="en_US"/>
+        </w:rPr>
         <w:t xml:space="preserve">; </w:t>
       </w:r>
       <w:hyperlink r:id="rId29">
         <w:r>
+          <w:rPr>
+            <w:lang w:val="en_US" w:bidi="en_US"/>
+          </w:rPr>
           <w:rPr>
             <w:color w:val="0000EE"/>
             <w:u w:val="single"/>
@@ -1038,10 +2020,16 @@
         </w:r>
       </w:hyperlink>
       <w:r>
+        <w:rPr>
+          <w:lang w:val="en_US" w:bidi="en_US"/>
+        </w:rPr>
         <w:t xml:space="preserve">, </w:t>
       </w:r>
       <w:hyperlink r:id="rId15">
         <w:r>
+          <w:rPr>
+            <w:lang w:val="en_US" w:bidi="en_US"/>
+          </w:rPr>
           <w:rPr>
             <w:color w:val="0000EE"/>
             <w:u w:val="single"/>
@@ -1050,36 +2038,71 @@
         </w:r>
       </w:hyperlink>
       <w:r>
+        <w:rPr>
+          <w:lang w:val="en_US" w:bidi="en_US"/>
+        </w:rPr>
         <w:t>). This reminds us that Ruth was not an Israelite.</w:t>
       </w:r>
-      <w:r/>
-      <w:r/>
-    </w:p>
-    <w:p>
-      <w:r/>
+      <w:r>
+        <w:rPr>
+          <w:lang w:val="en_US" w:bidi="en_US"/>
+        </w:rPr>
+      </w:r>
+      <w:r>
+        <w:rPr>
+          <w:lang w:val="en_US" w:bidi="en_US"/>
+        </w:rPr>
+      </w:r>
+    </w:p>
+    <w:p>
+      <w:pPr/>
+      <w:r>
+        <w:rPr>
+          <w:lang w:val="en_US" w:bidi="en_US"/>
+        </w:rPr>
+      </w:r>
     </w:p>
     <w:p>
       <w:pPr>
         <w:pStyle w:val="Heading2"/>
       </w:pPr>
       <w:r>
+        <w:rPr>
+          <w:lang w:val="en_US" w:bidi="en_US"/>
+        </w:rPr>
         <w:t>Ruth 3:1</w:t>
       </w:r>
-      <w:r/>
-    </w:p>
-    <w:p>
-      <w:r/>
+      <w:r>
+        <w:rPr>
+          <w:lang w:val="en_US" w:bidi="en_US"/>
+        </w:rPr>
+      </w:r>
+    </w:p>
+    <w:p>
+      <w:pPr/>
+      <w:r>
+        <w:rPr>
+          <w:lang w:val="en_US" w:bidi="en_US"/>
+        </w:rPr>
+      </w:r>
       <w:r>
         <w:rPr>
           <w:i/>
+          <w:lang w:val="en_US" w:bidi="en_US"/>
         </w:rPr>
         <w:t>a resting place</w:t>
       </w:r>
       <w:r>
+        <w:rPr>
+          <w:lang w:val="en_US" w:bidi="en_US"/>
+        </w:rPr>
         <w:t xml:space="preserve">: Naomi used a similar word in </w:t>
       </w:r>
       <w:hyperlink r:id="rId30">
         <w:r>
+          <w:rPr>
+            <w:lang w:val="en_US" w:bidi="en_US"/>
+          </w:rPr>
           <w:rPr>
             <w:color w:val="0000EE"/>
             <w:u w:val="single"/>
@@ -1088,22 +2111,45 @@
         </w:r>
       </w:hyperlink>
       <w:r>
+        <w:rPr>
+          <w:lang w:val="en_US" w:bidi="en_US"/>
+        </w:rPr>
         <w:t xml:space="preserve"> when she prayed for Ruth and Orpah. Now she suggested a plan that might encourage Boaz to help Ruth.</w:t>
       </w:r>
-      <w:r/>
-      <w:r/>
-    </w:p>
-    <w:p>
-      <w:r/>
+      <w:r>
+        <w:rPr>
+          <w:lang w:val="en_US" w:bidi="en_US"/>
+        </w:rPr>
+      </w:r>
+      <w:r>
+        <w:rPr>
+          <w:lang w:val="en_US" w:bidi="en_US"/>
+        </w:rPr>
+      </w:r>
+    </w:p>
+    <w:p>
+      <w:pPr/>
+      <w:r>
+        <w:rPr>
+          <w:lang w:val="en_US" w:bidi="en_US"/>
+        </w:rPr>
+      </w:r>
     </w:p>
     <w:p>
       <w:pPr>
         <w:pStyle w:val="Heading2"/>
       </w:pPr>
       <w:r>
+        <w:rPr>
+          <w:lang w:val="en_US" w:bidi="en_US"/>
+        </w:rPr>
         <w:t>Ruth 3:2</w:t>
       </w:r>
-      <w:r/>
+      <w:r>
+        <w:rPr>
+          <w:lang w:val="en_US" w:bidi="en_US"/>
+        </w:rPr>
+      </w:r>
     </w:p>
     <w:p>
       <w:pPr>
@@ -1111,20 +2157,39 @@
         <w:spacing w:line="240" w:lineRule="auto"/>
         <w:ind w:left="720"/>
       </w:pPr>
-      <w:r/>
-      <w:r>
+      <w:r>
+        <w:rPr>
+          <w:lang w:val="en_US" w:bidi="en_US"/>
+        </w:rPr>
+      </w:r>
+      <w:r>
+        <w:rPr>
+          <w:lang w:val="en_US" w:bidi="en_US"/>
+        </w:rPr>
         <w:t xml:space="preserve">As a close relative, Boaz might serve as a redeemer for Ruth and Naomi (see study notes on </w:t>
       </w:r>
       <w:r>
+        <w:rPr>
+          <w:lang w:val="en_US" w:bidi="en_US"/>
+        </w:rPr>
         <w:t>Ruth 2:20</w:t>
       </w:r>
       <w:r>
+        <w:rPr>
+          <w:lang w:val="en_US" w:bidi="en_US"/>
+        </w:rPr>
         <w:t xml:space="preserve">; </w:t>
       </w:r>
       <w:r>
+        <w:rPr>
+          <w:lang w:val="en_US" w:bidi="en_US"/>
+        </w:rPr>
         <w:t>3:9</w:t>
       </w:r>
       <w:r>
+        <w:rPr>
+          <w:lang w:val="en_US" w:bidi="en_US"/>
+        </w:rPr>
         <w:t xml:space="preserve">). </w:t>
       </w:r>
     </w:p>
@@ -1134,131 +2199,277 @@
         <w:spacing w:line="240" w:lineRule="auto"/>
         <w:ind w:left="720"/>
       </w:pPr>
-      <w:r/>
-      <w:r>
+      <w:r>
+        <w:rPr>
+          <w:lang w:val="en_US" w:bidi="en_US"/>
+        </w:rPr>
+      </w:r>
+      <w:r>
+        <w:rPr>
+          <w:lang w:val="en_US" w:bidi="en_US"/>
+        </w:rPr>
         <w:t>The threshing floor was a flat surface made of stone or hardened earth. The farmer spread sheaves of grain over it and beat them to separate the grain from the straw. Then the farmer would winnow by tossing the mixed straw and grain into the air with a wooden fork or shovel. The breeze carried the lighter straw and chaff away, while the heavier grains fell back to the threshing floor.</w:t>
       </w:r>
-      <w:r/>
-      <w:r/>
-    </w:p>
-    <w:p>
-      <w:r/>
+      <w:r>
+        <w:rPr>
+          <w:lang w:val="en_US" w:bidi="en_US"/>
+        </w:rPr>
+      </w:r>
+      <w:r>
+        <w:rPr>
+          <w:lang w:val="en_US" w:bidi="en_US"/>
+        </w:rPr>
+      </w:r>
+    </w:p>
+    <w:p>
+      <w:pPr/>
+      <w:r>
+        <w:rPr>
+          <w:lang w:val="en_US" w:bidi="en_US"/>
+        </w:rPr>
+      </w:r>
     </w:p>
     <w:p>
       <w:pPr>
         <w:pStyle w:val="Heading2"/>
       </w:pPr>
       <w:r>
+        <w:rPr>
+          <w:lang w:val="en_US" w:bidi="en_US"/>
+        </w:rPr>
         <w:t>Ruth 3:3</w:t>
       </w:r>
-      <w:r/>
-    </w:p>
-    <w:p>
-      <w:r/>
+      <w:r>
+        <w:rPr>
+          <w:lang w:val="en_US" w:bidi="en_US"/>
+        </w:rPr>
+      </w:r>
+    </w:p>
+    <w:p>
+      <w:pPr/>
+      <w:r>
+        <w:rPr>
+          <w:lang w:val="en_US" w:bidi="en_US"/>
+        </w:rPr>
+      </w:r>
       <w:r>
         <w:rPr>
           <w:i/>
+          <w:lang w:val="en_US" w:bidi="en_US"/>
         </w:rPr>
         <w:t>wash yourself</w:t>
       </w:r>
       <w:r>
+        <w:rPr>
+          <w:lang w:val="en_US" w:bidi="en_US"/>
+        </w:rPr>
         <w:t>: Ruth likely washed herself with a cloth dipped in water. Only wealthy people had facilities for full immersion. Bathing was not a daily routine; it was for special occasions.</w:t>
       </w:r>
-      <w:r/>
-      <w:r/>
-    </w:p>
-    <w:p>
-      <w:r/>
+      <w:r>
+        <w:rPr>
+          <w:lang w:val="en_US" w:bidi="en_US"/>
+        </w:rPr>
+      </w:r>
+      <w:r>
+        <w:rPr>
+          <w:lang w:val="en_US" w:bidi="en_US"/>
+        </w:rPr>
+      </w:r>
+    </w:p>
+    <w:p>
+      <w:pPr/>
+      <w:r>
+        <w:rPr>
+          <w:lang w:val="en_US" w:bidi="en_US"/>
+        </w:rPr>
+      </w:r>
     </w:p>
     <w:p>
       <w:pPr>
         <w:pStyle w:val="Heading2"/>
       </w:pPr>
       <w:r>
+        <w:rPr>
+          <w:lang w:val="en_US" w:bidi="en_US"/>
+        </w:rPr>
         <w:t>Ruth 3:4</w:t>
       </w:r>
-      <w:r/>
-    </w:p>
-    <w:p>
-      <w:r/>
-      <w:r>
+      <w:r>
+        <w:rPr>
+          <w:lang w:val="en_US" w:bidi="en_US"/>
+        </w:rPr>
+      </w:r>
+    </w:p>
+    <w:p>
+      <w:pPr/>
+      <w:r>
+        <w:rPr>
+          <w:lang w:val="en_US" w:bidi="en_US"/>
+        </w:rPr>
+      </w:r>
+      <w:r>
+        <w:rPr>
+          <w:lang w:val="en_US" w:bidi="en_US"/>
+        </w:rPr>
         <w:t>Ruth uncovered Boaz's feet to wake him up.</w:t>
       </w:r>
-      <w:r/>
-      <w:r/>
-    </w:p>
-    <w:p>
-      <w:r/>
+      <w:r>
+        <w:rPr>
+          <w:lang w:val="en_US" w:bidi="en_US"/>
+        </w:rPr>
+      </w:r>
+      <w:r>
+        <w:rPr>
+          <w:lang w:val="en_US" w:bidi="en_US"/>
+        </w:rPr>
+      </w:r>
+    </w:p>
+    <w:p>
+      <w:pPr/>
+      <w:r>
+        <w:rPr>
+          <w:lang w:val="en_US" w:bidi="en_US"/>
+        </w:rPr>
+      </w:r>
     </w:p>
     <w:p>
       <w:pPr>
         <w:pStyle w:val="Heading2"/>
       </w:pPr>
       <w:r>
+        <w:rPr>
+          <w:lang w:val="en_US" w:bidi="en_US"/>
+        </w:rPr>
         <w:t>Ruth 3:7</w:t>
       </w:r>
-      <w:r/>
-    </w:p>
-    <w:p>
-      <w:r/>
+      <w:r>
+        <w:rPr>
+          <w:lang w:val="en_US" w:bidi="en_US"/>
+        </w:rPr>
+      </w:r>
+    </w:p>
+    <w:p>
+      <w:pPr/>
+      <w:r>
+        <w:rPr>
+          <w:lang w:val="en_US" w:bidi="en_US"/>
+        </w:rPr>
+      </w:r>
       <w:r>
         <w:rPr>
           <w:i/>
+          <w:lang w:val="en_US" w:bidi="en_US"/>
         </w:rPr>
         <w:t>he went to lie down</w:t>
       </w:r>
       <w:r>
+        <w:rPr>
+          <w:lang w:val="en_US" w:bidi="en_US"/>
+        </w:rPr>
         <w:t>: The owner slept at the threshing floor to prevent small thefts.</w:t>
       </w:r>
-      <w:r/>
-      <w:r/>
-    </w:p>
-    <w:p>
-      <w:r/>
+      <w:r>
+        <w:rPr>
+          <w:lang w:val="en_US" w:bidi="en_US"/>
+        </w:rPr>
+      </w:r>
+      <w:r>
+        <w:rPr>
+          <w:lang w:val="en_US" w:bidi="en_US"/>
+        </w:rPr>
+      </w:r>
+    </w:p>
+    <w:p>
+      <w:pPr/>
+      <w:r>
+        <w:rPr>
+          <w:lang w:val="en_US" w:bidi="en_US"/>
+        </w:rPr>
+      </w:r>
     </w:p>
     <w:p>
       <w:pPr>
         <w:pStyle w:val="Heading2"/>
       </w:pPr>
       <w:r>
+        <w:rPr>
+          <w:lang w:val="en_US" w:bidi="en_US"/>
+        </w:rPr>
         <w:t>Ruth 3:8</w:t>
       </w:r>
-      <w:r/>
-    </w:p>
-    <w:p>
-      <w:r/>
+      <w:r>
+        <w:rPr>
+          <w:lang w:val="en_US" w:bidi="en_US"/>
+        </w:rPr>
+      </w:r>
+    </w:p>
+    <w:p>
+      <w:pPr/>
+      <w:r>
+        <w:rPr>
+          <w:lang w:val="en_US" w:bidi="en_US"/>
+        </w:rPr>
+      </w:r>
       <w:r>
         <w:rPr>
           <w:i/>
+          <w:lang w:val="en_US" w:bidi="en_US"/>
         </w:rPr>
         <w:t>was startled</w:t>
       </w:r>
       <w:r>
+        <w:rPr>
+          <w:lang w:val="en_US" w:bidi="en_US"/>
+        </w:rPr>
         <w:t xml:space="preserve"> (literally </w:t>
       </w:r>
       <w:r>
         <w:rPr>
           <w:i/>
+          <w:lang w:val="en_US" w:bidi="en_US"/>
         </w:rPr>
         <w:t>He was terrified</w:t>
       </w:r>
       <w:r>
+        <w:rPr>
+          <w:lang w:val="en_US" w:bidi="en_US"/>
+        </w:rPr>
         <w:t>): Boaz realized a woman was at his feet, but he did not know her identity or reason for being there.</w:t>
       </w:r>
-      <w:r/>
-      <w:r/>
-    </w:p>
-    <w:p>
-      <w:r/>
+      <w:r>
+        <w:rPr>
+          <w:lang w:val="en_US" w:bidi="en_US"/>
+        </w:rPr>
+      </w:r>
+      <w:r>
+        <w:rPr>
+          <w:lang w:val="en_US" w:bidi="en_US"/>
+        </w:rPr>
+      </w:r>
+    </w:p>
+    <w:p>
+      <w:pPr/>
+      <w:r>
+        <w:rPr>
+          <w:lang w:val="en_US" w:bidi="en_US"/>
+        </w:rPr>
+      </w:r>
     </w:p>
     <w:p>
       <w:pPr>
         <w:pStyle w:val="Heading2"/>
       </w:pPr>
       <w:r>
+        <w:rPr>
+          <w:lang w:val="en_US" w:bidi="en_US"/>
+        </w:rPr>
         <w:t>Ruth 3:9</w:t>
       </w:r>
-      <w:r/>
+      <w:r>
+        <w:rPr>
+          <w:lang w:val="en_US" w:bidi="en_US"/>
+        </w:rPr>
+      </w:r>
     </w:p>
     <w:p>
       <w:pPr>
@@ -1266,14 +2477,22 @@
         <w:spacing w:line="240" w:lineRule="auto"/>
         <w:ind w:left="720"/>
       </w:pPr>
-      <w:r/>
+      <w:r>
+        <w:rPr>
+          <w:lang w:val="en_US" w:bidi="en_US"/>
+        </w:rPr>
+      </w:r>
       <w:r>
         <w:rPr>
           <w:i/>
+          <w:lang w:val="en_US" w:bidi="en_US"/>
         </w:rPr>
         <w:t>your servant</w:t>
       </w:r>
       <w:r>
+        <w:rPr>
+          <w:lang w:val="en_US" w:bidi="en_US"/>
+        </w:rPr>
         <w:t xml:space="preserve">: Ruth intentionally identified herself with the female workers. </w:t>
       </w:r>
     </w:p>
@@ -1283,18 +2502,29 @@
         <w:spacing w:line="240" w:lineRule="auto"/>
         <w:ind w:left="720"/>
       </w:pPr>
-      <w:r/>
+      <w:r>
+        <w:rPr>
+          <w:lang w:val="en_US" w:bidi="en_US"/>
+        </w:rPr>
+      </w:r>
       <w:r>
         <w:rPr>
           <w:i/>
+          <w:lang w:val="en_US" w:bidi="en_US"/>
         </w:rPr>
         <w:t>Spread the corner of your garment over me</w:t>
       </w:r>
       <w:r>
+        <w:rPr>
+          <w:lang w:val="en_US" w:bidi="en_US"/>
+        </w:rPr>
         <w:t xml:space="preserve">: This was Ruth's way of asking Boaz to marry her (compare </w:t>
       </w:r>
       <w:hyperlink r:id="rId31">
         <w:r>
+          <w:rPr>
+            <w:lang w:val="en_US" w:bidi="en_US"/>
+          </w:rPr>
           <w:rPr>
             <w:color w:val="0000EE"/>
             <w:u w:val="single"/>
@@ -1303,6 +2533,9 @@
         </w:r>
       </w:hyperlink>
       <w:r>
+        <w:rPr>
+          <w:lang w:val="en_US" w:bidi="en_US"/>
+        </w:rPr>
         <w:t xml:space="preserve">). </w:t>
       </w:r>
     </w:p>
@@ -1312,21 +2545,35 @@
         <w:spacing w:line="240" w:lineRule="auto"/>
         <w:ind w:left="720"/>
       </w:pPr>
-      <w:r/>
-      <w:r>
+      <w:r>
+        <w:rPr>
+          <w:lang w:val="en_US" w:bidi="en_US"/>
+        </w:rPr>
+      </w:r>
+      <w:r>
+        <w:rPr>
+          <w:lang w:val="en_US" w:bidi="en_US"/>
+        </w:rPr>
         <w:t xml:space="preserve">Ruth appealed to Boaz’s role as a family redeemer (Hebrew </w:t>
       </w:r>
       <w:r>
         <w:rPr>
           <w:i/>
+          <w:lang w:val="en_US" w:bidi="en_US"/>
         </w:rPr>
         <w:t>go’el</w:t>
       </w:r>
       <w:r>
+        <w:rPr>
+          <w:lang w:val="en_US" w:bidi="en_US"/>
+        </w:rPr>
         <w:t xml:space="preserve">) to convince him to marry her (see </w:t>
       </w:r>
       <w:hyperlink r:id="rId29">
         <w:r>
+          <w:rPr>
+            <w:lang w:val="en_US" w:bidi="en_US"/>
+          </w:rPr>
           <w:rPr>
             <w:color w:val="0000EE"/>
             <w:u w:val="single"/>
@@ -1335,45 +2582,89 @@
         </w:r>
       </w:hyperlink>
       <w:r>
+        <w:rPr>
+          <w:lang w:val="en_US" w:bidi="en_US"/>
+        </w:rPr>
         <w:t>; “</w:t>
       </w:r>
       <w:r>
+        <w:rPr>
+          <w:lang w:val="en_US" w:bidi="en_US"/>
+        </w:rPr>
         <w:t>The Family Redeemer</w:t>
       </w:r>
       <w:r>
+        <w:rPr>
+          <w:lang w:val="en_US" w:bidi="en_US"/>
+        </w:rPr>
         <w:t>” Theme Note).</w:t>
       </w:r>
-      <w:r/>
-      <w:r/>
-    </w:p>
-    <w:p>
-      <w:r/>
+      <w:r>
+        <w:rPr>
+          <w:lang w:val="en_US" w:bidi="en_US"/>
+        </w:rPr>
+      </w:r>
+      <w:r>
+        <w:rPr>
+          <w:lang w:val="en_US" w:bidi="en_US"/>
+        </w:rPr>
+      </w:r>
+    </w:p>
+    <w:p>
+      <w:pPr/>
+      <w:r>
+        <w:rPr>
+          <w:lang w:val="en_US" w:bidi="en_US"/>
+        </w:rPr>
+      </w:r>
     </w:p>
     <w:p>
       <w:pPr>
         <w:pStyle w:val="Heading2"/>
       </w:pPr>
       <w:r>
+        <w:rPr>
+          <w:lang w:val="en_US" w:bidi="en_US"/>
+        </w:rPr>
         <w:t>Ruth 3:10</w:t>
       </w:r>
-      <w:r/>
-    </w:p>
-    <w:p>
-      <w:r/>
+      <w:r>
+        <w:rPr>
+          <w:lang w:val="en_US" w:bidi="en_US"/>
+        </w:rPr>
+      </w:r>
+    </w:p>
+    <w:p>
+      <w:pPr/>
+      <w:r>
+        <w:rPr>
+          <w:lang w:val="en_US" w:bidi="en_US"/>
+        </w:rPr>
+      </w:r>
       <w:r>
         <w:rPr>
           <w:i/>
+          <w:lang w:val="en_US" w:bidi="en_US"/>
         </w:rPr>
         <w:t>You have shown more kindness</w:t>
       </w:r>
       <w:r>
+        <w:rPr>
+          <w:lang w:val="en_US" w:bidi="en_US"/>
+        </w:rPr>
         <w:t>:</w:t>
       </w:r>
       <w:r>
+        <w:rPr>
+          <w:lang w:val="en_US" w:bidi="en_US"/>
+        </w:rPr>
         <w:t xml:space="preserve"> Ruth did not have to go to Bethlehem with Naomi. She was not required to marry into Elimelech’s family or give them an heir to the land (see </w:t>
       </w:r>
       <w:hyperlink r:id="rId29">
         <w:r>
+          <w:rPr>
+            <w:lang w:val="en_US" w:bidi="en_US"/>
+          </w:rPr>
           <w:rPr>
             <w:color w:val="0000EE"/>
             <w:u w:val="single"/>
@@ -1382,42 +2673,83 @@
         </w:r>
       </w:hyperlink>
       <w:r>
+        <w:rPr>
+          <w:lang w:val="en_US" w:bidi="en_US"/>
+        </w:rPr>
         <w:t>).</w:t>
       </w:r>
-      <w:r/>
-      <w:r/>
-    </w:p>
-    <w:p>
-      <w:r/>
+      <w:r>
+        <w:rPr>
+          <w:lang w:val="en_US" w:bidi="en_US"/>
+        </w:rPr>
+      </w:r>
+      <w:r>
+        <w:rPr>
+          <w:lang w:val="en_US" w:bidi="en_US"/>
+        </w:rPr>
+      </w:r>
+    </w:p>
+    <w:p>
+      <w:pPr/>
+      <w:r>
+        <w:rPr>
+          <w:lang w:val="en_US" w:bidi="en_US"/>
+        </w:rPr>
+      </w:r>
     </w:p>
     <w:p>
       <w:pPr>
         <w:pStyle w:val="Heading2"/>
       </w:pPr>
       <w:r>
+        <w:rPr>
+          <w:lang w:val="en_US" w:bidi="en_US"/>
+        </w:rPr>
         <w:t>Ruth 3:11</w:t>
       </w:r>
-      <w:r/>
-    </w:p>
-    <w:p>
-      <w:r/>
+      <w:r>
+        <w:rPr>
+          <w:lang w:val="en_US" w:bidi="en_US"/>
+        </w:rPr>
+      </w:r>
+    </w:p>
+    <w:p>
+      <w:pPr/>
+      <w:r>
+        <w:rPr>
+          <w:lang w:val="en_US" w:bidi="en_US"/>
+        </w:rPr>
+      </w:r>
       <w:r>
         <w:rPr>
           <w:i/>
+          <w:lang w:val="en_US" w:bidi="en_US"/>
         </w:rPr>
         <w:t>whatever you request</w:t>
       </w:r>
       <w:r>
+        <w:rPr>
+          <w:lang w:val="en_US" w:bidi="en_US"/>
+        </w:rPr>
         <w:t xml:space="preserve">: Boaz agreed to help Ruth. Some interpreters see Boaz's statement as a promise to marry Ruth (see also </w:t>
       </w:r>
       <w:r>
+        <w:rPr>
+          <w:lang w:val="en_US" w:bidi="en_US"/>
+        </w:rPr>
         <w:t>study note on Ruth 4:5</w:t>
       </w:r>
       <w:r>
+        <w:rPr>
+          <w:lang w:val="en_US" w:bidi="en_US"/>
+        </w:rPr>
         <w:t>). Most believe it means Boaz would help Ruth and Naomi by giving the closer relative the chance to act as family redeemer before he did (</w:t>
       </w:r>
       <w:hyperlink r:id="rId32">
         <w:r>
+          <w:rPr>
+            <w:lang w:val="en_US" w:bidi="en_US"/>
+          </w:rPr>
           <w:rPr>
             <w:color w:val="0000EE"/>
             <w:u w:val="single"/>
@@ -1426,92 +2758,171 @@
         </w:r>
       </w:hyperlink>
       <w:r>
+        <w:rPr>
+          <w:lang w:val="en_US" w:bidi="en_US"/>
+        </w:rPr>
         <w:t>). By choosing to be the family redeemer for Ruth and Naomi, Boaz became a precursor to Jesus.</w:t>
       </w:r>
-      <w:r/>
-      <w:r/>
-    </w:p>
-    <w:p>
-      <w:r/>
+      <w:r>
+        <w:rPr>
+          <w:lang w:val="en_US" w:bidi="en_US"/>
+        </w:rPr>
+      </w:r>
+      <w:r>
+        <w:rPr>
+          <w:lang w:val="en_US" w:bidi="en_US"/>
+        </w:rPr>
+      </w:r>
+    </w:p>
+    <w:p>
+      <w:pPr/>
+      <w:r>
+        <w:rPr>
+          <w:lang w:val="en_US" w:bidi="en_US"/>
+        </w:rPr>
+      </w:r>
     </w:p>
     <w:p>
       <w:pPr>
         <w:pStyle w:val="Heading2"/>
       </w:pPr>
       <w:r>
+        <w:rPr>
+          <w:lang w:val="en_US" w:bidi="en_US"/>
+        </w:rPr>
         <w:t>Ruth 3:12–13</w:t>
       </w:r>
-      <w:r/>
-    </w:p>
-    <w:p>
-      <w:r/>
-      <w:r>
+      <w:r>
+        <w:rPr>
+          <w:lang w:val="en_US" w:bidi="en_US"/>
+        </w:rPr>
+      </w:r>
+    </w:p>
+    <w:p>
+      <w:pPr/>
+      <w:r>
+        <w:rPr>
+          <w:lang w:val="en_US" w:bidi="en_US"/>
+        </w:rPr>
+      </w:r>
+      <w:r>
+        <w:rPr>
+          <w:lang w:val="en_US" w:bidi="en_US"/>
+        </w:rPr>
         <w:t>Another man was more closely related to Elimelech than Boaz. He had the first right to act as the family redeemer and, according to most interpreters, to marry Ruth.</w:t>
       </w:r>
-      <w:r/>
-      <w:r/>
-    </w:p>
-    <w:p>
-      <w:r/>
+      <w:r>
+        <w:rPr>
+          <w:lang w:val="en_US" w:bidi="en_US"/>
+        </w:rPr>
+      </w:r>
+      <w:r>
+        <w:rPr>
+          <w:lang w:val="en_US" w:bidi="en_US"/>
+        </w:rPr>
+      </w:r>
+    </w:p>
+    <w:p>
+      <w:pPr/>
+      <w:r>
+        <w:rPr>
+          <w:lang w:val="en_US" w:bidi="en_US"/>
+        </w:rPr>
+      </w:r>
     </w:p>
     <w:p>
       <w:pPr>
         <w:pStyle w:val="Heading2"/>
       </w:pPr>
       <w:r>
+        <w:rPr>
+          <w:lang w:val="en_US" w:bidi="en_US"/>
+        </w:rPr>
         <w:t>Ruth 3:15</w:t>
       </w:r>
-      <w:r/>
-    </w:p>
-    <w:p>
-      <w:r/>
+      <w:r>
+        <w:rPr>
+          <w:lang w:val="en_US" w:bidi="en_US"/>
+        </w:rPr>
+      </w:r>
+    </w:p>
+    <w:p>
+      <w:pPr/>
+      <w:r>
+        <w:rPr>
+          <w:lang w:val="en_US" w:bidi="en_US"/>
+        </w:rPr>
+      </w:r>
       <w:r>
         <w:rPr>
           <w:i/>
+          <w:lang w:val="en_US" w:bidi="en_US"/>
         </w:rPr>
         <w:t>six measures</w:t>
       </w:r>
       <w:r>
+        <w:rPr>
+          <w:lang w:val="en_US" w:bidi="en_US"/>
+        </w:rPr>
         <w:t xml:space="preserve">: There were two scoop sizes. The smaller measure, the </w:t>
       </w:r>
       <w:r>
         <w:rPr>
           <w:i/>
+          <w:lang w:val="en_US" w:bidi="en_US"/>
         </w:rPr>
         <w:t>omer</w:t>
       </w:r>
       <w:r>
+        <w:rPr>
+          <w:lang w:val="en_US" w:bidi="en_US"/>
+        </w:rPr>
         <w:t xml:space="preserve">, was one-tenth of an </w:t>
       </w:r>
       <w:r>
         <w:rPr>
           <w:i/>
+          <w:lang w:val="en_US" w:bidi="en_US"/>
         </w:rPr>
         <w:t>ephah</w:t>
       </w:r>
       <w:r>
+        <w:rPr>
+          <w:lang w:val="en_US" w:bidi="en_US"/>
+        </w:rPr>
         <w:t xml:space="preserve"> (about eight cups or two quarts). The larger measure, the </w:t>
       </w:r>
       <w:r>
         <w:rPr>
           <w:i/>
+          <w:lang w:val="en_US" w:bidi="en_US"/>
         </w:rPr>
         <w:t>seah</w:t>
       </w:r>
       <w:r>
+        <w:rPr>
+          <w:lang w:val="en_US" w:bidi="en_US"/>
+        </w:rPr>
         <w:t xml:space="preserve">, was one-third of an </w:t>
       </w:r>
       <w:r>
         <w:rPr>
           <w:i/>
+          <w:lang w:val="en_US" w:bidi="en_US"/>
         </w:rPr>
         <w:t>ephah</w:t>
       </w:r>
       <w:r>
+        <w:rPr>
+          <w:lang w:val="en_US" w:bidi="en_US"/>
+        </w:rPr>
         <w:t xml:space="preserve"> (about 26 2/3 cups or around seven quarts). The larger amount is more likely and shows a very generous gift, twice what Ruth gathered on her first day (</w:t>
       </w:r>
       <w:hyperlink r:id="rId33">
         <w:r>
+          <w:rPr>
+            <w:lang w:val="en_US" w:bidi="en_US"/>
+          </w:rPr>
           <w:rPr>
             <w:color w:val="0000EE"/>
             <w:u w:val="single"/>
@@ -1520,22 +2931,45 @@
         </w:r>
       </w:hyperlink>
       <w:r>
+        <w:rPr>
+          <w:lang w:val="en_US" w:bidi="en_US"/>
+        </w:rPr>
         <w:t>). It was a significant sign of good faith.</w:t>
       </w:r>
-      <w:r/>
-      <w:r/>
-    </w:p>
-    <w:p>
-      <w:r/>
+      <w:r>
+        <w:rPr>
+          <w:lang w:val="en_US" w:bidi="en_US"/>
+        </w:rPr>
+      </w:r>
+      <w:r>
+        <w:rPr>
+          <w:lang w:val="en_US" w:bidi="en_US"/>
+        </w:rPr>
+      </w:r>
+    </w:p>
+    <w:p>
+      <w:pPr/>
+      <w:r>
+        <w:rPr>
+          <w:lang w:val="en_US" w:bidi="en_US"/>
+        </w:rPr>
+      </w:r>
     </w:p>
     <w:p>
       <w:pPr>
         <w:pStyle w:val="Heading2"/>
       </w:pPr>
       <w:r>
+        <w:rPr>
+          <w:lang w:val="en_US" w:bidi="en_US"/>
+        </w:rPr>
         <w:t>Ruth 4:1</w:t>
       </w:r>
-      <w:r/>
+      <w:r>
+        <w:rPr>
+          <w:lang w:val="en_US" w:bidi="en_US"/>
+        </w:rPr>
+      </w:r>
     </w:p>
     <w:p>
       <w:pPr>
@@ -1543,8 +2977,15 @@
         <w:spacing w:line="240" w:lineRule="auto"/>
         <w:ind w:left="720"/>
       </w:pPr>
-      <w:r/>
-      <w:r>
+      <w:r>
+        <w:rPr>
+          <w:lang w:val="en_US" w:bidi="en_US"/>
+        </w:rPr>
+      </w:r>
+      <w:r>
+        <w:rPr>
+          <w:lang w:val="en_US" w:bidi="en_US"/>
+        </w:rPr>
         <w:t>Most legal transactions, like property transfers, happened at the town gate.</w:t>
       </w:r>
     </w:p>
@@ -1554,59 +2995,119 @@
         <w:spacing w:line="240" w:lineRule="auto"/>
         <w:ind w:left="720"/>
       </w:pPr>
-      <w:r/>
+      <w:r>
+        <w:rPr>
+          <w:lang w:val="en_US" w:bidi="en_US"/>
+        </w:rPr>
+      </w:r>
       <w:r>
         <w:rPr>
           <w:i/>
+          <w:lang w:val="en_US" w:bidi="en_US"/>
         </w:rPr>
         <w:t>friend</w:t>
       </w:r>
       <w:r>
+        <w:rPr>
+          <w:lang w:val="en_US" w:bidi="en_US"/>
+        </w:rPr>
         <w:t>: Boaz may have used the man's name, but the author of Ruth did not.</w:t>
       </w:r>
-      <w:r/>
-      <w:r/>
-    </w:p>
-    <w:p>
-      <w:r/>
+      <w:r>
+        <w:rPr>
+          <w:lang w:val="en_US" w:bidi="en_US"/>
+        </w:rPr>
+      </w:r>
+      <w:r>
+        <w:rPr>
+          <w:lang w:val="en_US" w:bidi="en_US"/>
+        </w:rPr>
+      </w:r>
+    </w:p>
+    <w:p>
+      <w:pPr/>
+      <w:r>
+        <w:rPr>
+          <w:lang w:val="en_US" w:bidi="en_US"/>
+        </w:rPr>
+      </w:r>
     </w:p>
     <w:p>
       <w:pPr>
         <w:pStyle w:val="Heading2"/>
       </w:pPr>
       <w:r>
+        <w:rPr>
+          <w:lang w:val="en_US" w:bidi="en_US"/>
+        </w:rPr>
         <w:t>Ruth 4:3</w:t>
       </w:r>
-      <w:r/>
-    </w:p>
-    <w:p>
-      <w:r/>
+      <w:r>
+        <w:rPr>
+          <w:lang w:val="en_US" w:bidi="en_US"/>
+        </w:rPr>
+      </w:r>
+    </w:p>
+    <w:p>
+      <w:pPr/>
+      <w:r>
+        <w:rPr>
+          <w:lang w:val="en_US" w:bidi="en_US"/>
+        </w:rPr>
+      </w:r>
       <w:r>
         <w:rPr>
           <w:i/>
+          <w:lang w:val="en_US" w:bidi="en_US"/>
         </w:rPr>
         <w:t>Naomi...is selling the piece of land</w:t>
       </w:r>
       <w:r>
+        <w:rPr>
+          <w:lang w:val="en_US" w:bidi="en_US"/>
+        </w:rPr>
         <w:t>:</w:t>
       </w:r>
       <w:r>
+        <w:rPr>
+          <w:lang w:val="en_US" w:bidi="en_US"/>
+        </w:rPr>
         <w:t xml:space="preserve"> Naomi likely did not control Elimelech’s ancestral land, but she had legal ownership. She was selling the right to redeem, or buy back, the land from its current user.</w:t>
       </w:r>
-      <w:r/>
-      <w:r/>
-    </w:p>
-    <w:p>
-      <w:r/>
+      <w:r>
+        <w:rPr>
+          <w:lang w:val="en_US" w:bidi="en_US"/>
+        </w:rPr>
+      </w:r>
+      <w:r>
+        <w:rPr>
+          <w:lang w:val="en_US" w:bidi="en_US"/>
+        </w:rPr>
+      </w:r>
+    </w:p>
+    <w:p>
+      <w:pPr/>
+      <w:r>
+        <w:rPr>
+          <w:lang w:val="en_US" w:bidi="en_US"/>
+        </w:rPr>
+      </w:r>
     </w:p>
     <w:p>
       <w:pPr>
         <w:pStyle w:val="Heading2"/>
       </w:pPr>
       <w:r>
+        <w:rPr>
+          <w:lang w:val="en_US" w:bidi="en_US"/>
+        </w:rPr>
         <w:t>Ruth 4:4</w:t>
       </w:r>
-      <w:r/>
+      <w:r>
+        <w:rPr>
+          <w:lang w:val="en_US" w:bidi="en_US"/>
+        </w:rPr>
+      </w:r>
     </w:p>
     <w:p>
       <w:pPr>
@@ -1614,18 +3115,29 @@
         <w:spacing w:line="240" w:lineRule="auto"/>
         <w:ind w:left="720"/>
       </w:pPr>
-      <w:r/>
+      <w:r>
+        <w:rPr>
+          <w:lang w:val="en_US" w:bidi="en_US"/>
+        </w:rPr>
+      </w:r>
       <w:r>
         <w:rPr>
           <w:i/>
+          <w:lang w:val="en_US" w:bidi="en_US"/>
         </w:rPr>
         <w:t>redeem it</w:t>
       </w:r>
       <w:r>
+        <w:rPr>
+          <w:lang w:val="en_US" w:bidi="en_US"/>
+        </w:rPr>
         <w:t xml:space="preserve">: The law required a close relative, known as the family redeemer, to buy land when a landowner needed to sell it (see </w:t>
       </w:r>
       <w:hyperlink r:id="rId34">
         <w:r>
+          <w:rPr>
+            <w:lang w:val="en_US" w:bidi="en_US"/>
+          </w:rPr>
           <w:rPr>
             <w:color w:val="0000EE"/>
             <w:u w:val="single"/>
@@ -1634,6 +3146,9 @@
         </w:r>
       </w:hyperlink>
       <w:r>
+        <w:rPr>
+          <w:lang w:val="en_US" w:bidi="en_US"/>
+        </w:rPr>
         <w:t xml:space="preserve">). This practice kept land within the family. The redeemer acted as a caretaker for the land until the struggling landowner could recover financially and buy it back. </w:t>
       </w:r>
     </w:p>
@@ -1643,95 +3158,196 @@
         <w:spacing w:line="240" w:lineRule="auto"/>
         <w:ind w:left="720"/>
       </w:pPr>
-      <w:r/>
+      <w:r>
+        <w:rPr>
+          <w:lang w:val="en_US" w:bidi="en_US"/>
+        </w:rPr>
+      </w:r>
       <w:r>
         <w:rPr>
           <w:i/>
+          <w:lang w:val="en_US" w:bidi="en_US"/>
         </w:rPr>
         <w:t>I will redeem it</w:t>
       </w:r>
       <w:r>
+        <w:rPr>
+          <w:lang w:val="en_US" w:bidi="en_US"/>
+        </w:rPr>
         <w:t>: The relative saw a great opportunity—there was no male heir and no sign there would be one. He could add the land to his own estate while fulfilling his family duty.</w:t>
       </w:r>
-      <w:r/>
-      <w:r/>
-    </w:p>
-    <w:p>
-      <w:r/>
+      <w:r>
+        <w:rPr>
+          <w:lang w:val="en_US" w:bidi="en_US"/>
+        </w:rPr>
+      </w:r>
+      <w:r>
+        <w:rPr>
+          <w:lang w:val="en_US" w:bidi="en_US"/>
+        </w:rPr>
+      </w:r>
+    </w:p>
+    <w:p>
+      <w:pPr/>
+      <w:r>
+        <w:rPr>
+          <w:lang w:val="en_US" w:bidi="en_US"/>
+        </w:rPr>
+      </w:r>
     </w:p>
     <w:p>
       <w:pPr>
         <w:pStyle w:val="Heading2"/>
       </w:pPr>
       <w:r>
+        <w:rPr>
+          <w:lang w:val="en_US" w:bidi="en_US"/>
+        </w:rPr>
         <w:t>Ruth 4:5</w:t>
       </w:r>
-      <w:r/>
-    </w:p>
-    <w:p>
-      <w:r/>
+      <w:r>
+        <w:rPr>
+          <w:lang w:val="en_US" w:bidi="en_US"/>
+        </w:rPr>
+      </w:r>
+    </w:p>
+    <w:p>
+      <w:pPr/>
+      <w:r>
+        <w:rPr>
+          <w:lang w:val="en_US" w:bidi="en_US"/>
+        </w:rPr>
+      </w:r>
       <w:r>
         <w:rPr>
           <w:i/>
+          <w:lang w:val="en_US" w:bidi="en_US"/>
         </w:rPr>
         <w:t>On the day you buy the land...you must also acquire the widow of the deceased</w:t>
       </w:r>
       <w:r>
+        <w:rPr>
+          <w:lang w:val="en_US" w:bidi="en_US"/>
+        </w:rPr>
         <w:t xml:space="preserve">: </w:t>
       </w:r>
       <w:r>
+        <w:rPr>
+          <w:lang w:val="en_US" w:bidi="en_US"/>
+        </w:rPr>
         <w:t xml:space="preserve">In Hebrew manuscripts, the verse reads </w:t>
       </w:r>
       <w:r>
         <w:rPr>
           <w:i/>
+          <w:lang w:val="en_US" w:bidi="en_US"/>
         </w:rPr>
         <w:t>I buy</w:t>
       </w:r>
       <w:r>
+        <w:rPr>
+          <w:lang w:val="en_US" w:bidi="en_US"/>
+        </w:rPr>
         <w:t xml:space="preserve">, but a scribal correction in the margin reads </w:t>
       </w:r>
       <w:r>
         <w:rPr>
           <w:i/>
+          <w:lang w:val="en_US" w:bidi="en_US"/>
         </w:rPr>
         <w:t>you buy</w:t>
       </w:r>
       <w:r>
+        <w:rPr>
+          <w:lang w:val="en_US" w:bidi="en_US"/>
+        </w:rPr>
         <w:t xml:space="preserve">, differing by one letter. The scribe believed </w:t>
       </w:r>
       <w:r>
         <w:rPr>
           <w:i/>
+          <w:lang w:val="en_US" w:bidi="en_US"/>
         </w:rPr>
         <w:t>you buy</w:t>
       </w:r>
       <w:r>
+        <w:rPr>
+          <w:lang w:val="en_US" w:bidi="en_US"/>
+        </w:rPr>
         <w:t xml:space="preserve"> was the original text, suggesting an error in the main text. Some think </w:t>
       </w:r>
       <w:r>
         <w:rPr>
           <w:i/>
+          <w:lang w:val="en_US" w:bidi="en_US"/>
         </w:rPr>
         <w:t>I buy</w:t>
       </w:r>
       <w:r>
+        <w:rPr>
+          <w:lang w:val="en_US" w:bidi="en_US"/>
+        </w:rPr>
         <w:t xml:space="preserve"> is the original, indicating Boaz and Ruth's marriage was already planned (see </w:t>
       </w:r>
       <w:r>
+        <w:rPr>
+          <w:lang w:val="en_US" w:bidi="en_US"/>
+        </w:rPr>
         <w:t>study note on Judges 3:11</w:t>
       </w:r>
       <w:r>
+        <w:rPr>
+          <w:lang w:val="en_US" w:bidi="en_US"/>
+        </w:rPr>
         <w:t xml:space="preserve">). However, most translators believe </w:t>
       </w:r>
       <w:r>
         <w:rPr>
           <w:i/>
+          <w:lang w:val="en_US" w:bidi="en_US"/>
         </w:rPr>
         <w:t>you buy</w:t>
       </w:r>
       <w:r>
+        <w:rPr>
+          <w:lang w:val="en_US" w:bidi="en_US"/>
+        </w:rPr>
         <w:t xml:space="preserve"> is original because: </w:t>
+      </w:r>
+    </w:p>
+    <w:p>
+      <w:pPr>
+        <w:pStyle w:val="ListNumber"/>
+        <w:numPr>
+          <w:ilvl w:val="0"/>
+          <w:numId w:val="14"/>
+        </w:numPr>
+        <w:spacing w:line="240" w:lineRule="auto"/>
+        <w:ind w:left="720"/>
+      </w:pPr>
+      <w:r>
+        <w:rPr>
+          <w:lang w:val="en_US" w:bidi="en_US"/>
+        </w:rPr>
+      </w:r>
+      <w:r>
+        <w:rPr>
+          <w:lang w:val="en_US" w:bidi="en_US"/>
+        </w:rPr>
+        <w:t xml:space="preserve">The scribe thought </w:t>
+      </w:r>
+      <w:r>
+        <w:rPr>
+          <w:i/>
+          <w:lang w:val="en_US" w:bidi="en_US"/>
+        </w:rPr>
+        <w:t>you buy</w:t>
+      </w:r>
+      <w:r>
+        <w:rPr>
+          <w:lang w:val="en_US" w:bidi="en_US"/>
+        </w:rPr>
+        <w:t xml:space="preserve"> was correct</w:t>
       </w:r>
     </w:p>
     <w:p>
@@ -1740,18 +3356,23 @@
         <w:spacing w:line="240" w:lineRule="auto"/>
         <w:ind w:left="720"/>
       </w:pPr>
-      <w:r/>
-      <w:r>
-        <w:t xml:space="preserve">The scribe thought </w:t>
+      <w:r>
+        <w:rPr>
+          <w:lang w:val="en_US" w:bidi="en_US"/>
+        </w:rPr>
+      </w:r>
+      <w:r>
+        <w:rPr>
+          <w:lang w:val="en_US" w:bidi="en_US"/>
+        </w:rPr>
+        <w:t xml:space="preserve">Most ancient translations of Ruth which are older than our Hebrew copies, also read </w:t>
       </w:r>
       <w:r>
         <w:rPr>
           <w:i/>
+          <w:lang w:val="en_US" w:bidi="en_US"/>
         </w:rPr>
         <w:t>you buy</w:t>
-      </w:r>
-      <w:r>
-        <w:t xml:space="preserve"> was correct</w:t>
       </w:r>
     </w:p>
     <w:p>
@@ -1760,38 +3381,35 @@
         <w:spacing w:line="240" w:lineRule="auto"/>
         <w:ind w:left="720"/>
       </w:pPr>
-      <w:r/>
-      <w:r>
-        <w:t xml:space="preserve">Most ancient translations of Ruth which are older than our Hebrew copies, also read </w:t>
+      <w:r>
+        <w:rPr>
+          <w:lang w:val="en_US" w:bidi="en_US"/>
+        </w:rPr>
+      </w:r>
+      <w:r>
+        <w:rPr>
+          <w:lang w:val="en_US" w:bidi="en_US"/>
+        </w:rPr>
+        <w:t xml:space="preserve">An earlier scribe might have mistakenly used </w:t>
       </w:r>
       <w:r>
         <w:rPr>
           <w:i/>
-        </w:rPr>
-        <w:t>you buy</w:t>
-      </w:r>
-    </w:p>
-    <w:p>
-      <w:pPr>
-        <w:pStyle w:val="ListNumber"/>
-        <w:spacing w:line="240" w:lineRule="auto"/>
-        <w:ind w:left="720"/>
-      </w:pPr>
-      <w:r/>
-      <w:r>
-        <w:t xml:space="preserve">An earlier scribe might have mistakenly used </w:t>
-      </w:r>
-      <w:r>
-        <w:rPr>
-          <w:i/>
+          <w:lang w:val="en_US" w:bidi="en_US"/>
         </w:rPr>
         <w:t>I have acquired</w:t>
       </w:r>
       <w:r>
+        <w:rPr>
+          <w:lang w:val="en_US" w:bidi="en_US"/>
+        </w:rPr>
         <w:t xml:space="preserve"> from </w:t>
       </w:r>
       <w:hyperlink r:id="rId15">
         <w:r>
+          <w:rPr>
+            <w:lang w:val="en_US" w:bidi="en_US"/>
+          </w:rPr>
           <w:rPr>
             <w:color w:val="0000EE"/>
             <w:u w:val="single"/>
@@ -1800,25 +3418,43 @@
         </w:r>
       </w:hyperlink>
       <w:r>
+        <w:rPr>
+          <w:lang w:val="en_US" w:bidi="en_US"/>
+        </w:rPr>
         <w:t xml:space="preserve"> instead of </w:t>
       </w:r>
       <w:r>
         <w:rPr>
           <w:i/>
+          <w:lang w:val="en_US" w:bidi="en_US"/>
         </w:rPr>
         <w:t>you buy</w:t>
       </w:r>
       <w:r>
+        <w:rPr>
+          <w:lang w:val="en_US" w:bidi="en_US"/>
+        </w:rPr>
         <w:t xml:space="preserve"> </w:t>
       </w:r>
     </w:p>
     <w:p>
-      <w:r/>
-      <w:r>
+      <w:pPr/>
+      <w:r>
+        <w:rPr>
+          <w:lang w:val="en_US" w:bidi="en_US"/>
+        </w:rPr>
+      </w:r>
+      <w:r>
+        <w:rPr>
+          <w:lang w:val="en_US" w:bidi="en_US"/>
+        </w:rPr>
         <w:t xml:space="preserve">This ensures Ruth can have children to continue her husband's name and keep the land in the family, drawing from </w:t>
       </w:r>
       <w:hyperlink r:id="rId35">
         <w:r>
+          <w:rPr>
+            <w:lang w:val="en_US" w:bidi="en_US"/>
+          </w:rPr>
           <w:rPr>
             <w:color w:val="0000EE"/>
             <w:u w:val="single"/>
@@ -1827,31 +3463,53 @@
         </w:r>
       </w:hyperlink>
       <w:r>
+        <w:rPr>
+          <w:lang w:val="en_US" w:bidi="en_US"/>
+        </w:rPr>
         <w:t xml:space="preserve">. Boaz linked the duties of a family redeemer (see study notes </w:t>
       </w:r>
       <w:r>
+        <w:rPr>
+          <w:lang w:val="en_US" w:bidi="en_US"/>
+        </w:rPr>
         <w:t>Ruth 2:20</w:t>
       </w:r>
       <w:r>
+        <w:rPr>
+          <w:lang w:val="en_US" w:bidi="en_US"/>
+        </w:rPr>
         <w:t xml:space="preserve">; </w:t>
       </w:r>
       <w:r>
+        <w:rPr>
+          <w:lang w:val="en_US" w:bidi="en_US"/>
+        </w:rPr>
         <w:t>Leviticus 25:25</w:t>
       </w:r>
       <w:r>
+        <w:rPr>
+          <w:lang w:val="en_US" w:bidi="en_US"/>
+        </w:rPr>
         <w:t>) with those of a brother-in-law (Latin "</w:t>
       </w:r>
       <w:r>
         <w:rPr>
           <w:i/>
+          <w:lang w:val="en_US" w:bidi="en_US"/>
         </w:rPr>
         <w:t>levir</w:t>
       </w:r>
       <w:r>
+        <w:rPr>
+          <w:lang w:val="en_US" w:bidi="en_US"/>
+        </w:rPr>
         <w:t xml:space="preserve">") to provide an heir for a deceased brother (see </w:t>
       </w:r>
       <w:hyperlink r:id="rId36">
         <w:r>
+          <w:rPr>
+            <w:lang w:val="en_US" w:bidi="en_US"/>
+          </w:rPr>
           <w:rPr>
             <w:color w:val="0000EE"/>
             <w:u w:val="single"/>
@@ -1860,10 +3518,16 @@
         </w:r>
       </w:hyperlink>
       <w:r>
+        <w:rPr>
+          <w:lang w:val="en_US" w:bidi="en_US"/>
+        </w:rPr>
         <w:t xml:space="preserve"> for levirate marriage; compare </w:t>
       </w:r>
       <w:hyperlink r:id="rId37">
         <w:r>
+          <w:rPr>
+            <w:lang w:val="en_US" w:bidi="en_US"/>
+          </w:rPr>
           <w:rPr>
             <w:color w:val="0000EE"/>
             <w:u w:val="single"/>
@@ -1872,19 +3536,29 @@
         </w:r>
       </w:hyperlink>
       <w:r>
+        <w:rPr>
+          <w:lang w:val="en_US" w:bidi="en_US"/>
+        </w:rPr>
         <w:t>). There is no exact precedent for Boaz's legal action. The duty of the "</w:t>
       </w:r>
       <w:r>
         <w:rPr>
           <w:i/>
+          <w:lang w:val="en_US" w:bidi="en_US"/>
         </w:rPr>
         <w:t>levir</w:t>
       </w:r>
       <w:r>
+        <w:rPr>
+          <w:lang w:val="en_US" w:bidi="en_US"/>
+        </w:rPr>
         <w:t xml:space="preserve">" in </w:t>
       </w:r>
       <w:hyperlink r:id="rId36">
         <w:r>
+          <w:rPr>
+            <w:lang w:val="en_US" w:bidi="en_US"/>
+          </w:rPr>
           <w:rPr>
             <w:color w:val="0000EE"/>
             <w:u w:val="single"/>
@@ -1893,34 +3567,54 @@
         </w:r>
       </w:hyperlink>
       <w:r>
+        <w:rPr>
+          <w:lang w:val="en_US" w:bidi="en_US"/>
+        </w:rPr>
         <w:t xml:space="preserve"> did not apply here, as neither Boaz nor the other kinsman was Elimelech’s brother, and Ruth was not Elimelech’s widow. Boaz used the spirit of the law about the </w:t>
       </w:r>
       <w:r>
         <w:rPr>
           <w:i/>
+          <w:lang w:val="en_US" w:bidi="en_US"/>
         </w:rPr>
         <w:t>go’el</w:t>
       </w:r>
       <w:r>
+        <w:rPr>
+          <w:lang w:val="en_US" w:bidi="en_US"/>
+        </w:rPr>
         <w:t xml:space="preserve"> (family redeemer) to create a moral, if not legal, duty to act as "</w:t>
       </w:r>
       <w:r>
         <w:rPr>
           <w:i/>
+          <w:lang w:val="en_US" w:bidi="en_US"/>
         </w:rPr>
         <w:t>levir</w:t>
       </w:r>
       <w:r>
+        <w:rPr>
+          <w:lang w:val="en_US" w:bidi="en_US"/>
+        </w:rPr>
         <w:t xml:space="preserve">" and provide an heir to inherit the land (see study note on </w:t>
       </w:r>
       <w:r>
+        <w:rPr>
+          <w:lang w:val="en_US" w:bidi="en_US"/>
+        </w:rPr>
         <w:t>Leviticus 25:25</w:t>
       </w:r>
       <w:r>
+        <w:rPr>
+          <w:lang w:val="en_US" w:bidi="en_US"/>
+        </w:rPr>
         <w:t xml:space="preserve">). Land ownership and providing an heir were closely linked in ancient Israel (compare </w:t>
       </w:r>
       <w:hyperlink r:id="rId38">
         <w:r>
+          <w:rPr>
+            <w:lang w:val="en_US" w:bidi="en_US"/>
+          </w:rPr>
           <w:rPr>
             <w:color w:val="0000EE"/>
             <w:u w:val="single"/>
@@ -1929,10 +3623,16 @@
         </w:r>
       </w:hyperlink>
       <w:r>
+        <w:rPr>
+          <w:lang w:val="en_US" w:bidi="en_US"/>
+        </w:rPr>
         <w:t>. Since Naomi was too old to have children, Ruth, Elimelech’s son's widow, would be the mother of such an heir. This move surprised the other kinsman (</w:t>
       </w:r>
       <w:hyperlink r:id="rId39">
         <w:r>
+          <w:rPr>
+            <w:lang w:val="en_US" w:bidi="en_US"/>
+          </w:rPr>
           <w:rPr>
             <w:color w:val="0000EE"/>
             <w:u w:val="single"/>
@@ -1941,22 +3641,45 @@
         </w:r>
       </w:hyperlink>
       <w:r>
+        <w:rPr>
+          <w:lang w:val="en_US" w:bidi="en_US"/>
+        </w:rPr>
         <w:t>), but Boaz's argument, though perhaps new, was accepted as valid.</w:t>
       </w:r>
-      <w:r/>
-      <w:r/>
-    </w:p>
-    <w:p>
-      <w:r/>
+      <w:r>
+        <w:rPr>
+          <w:lang w:val="en_US" w:bidi="en_US"/>
+        </w:rPr>
+      </w:r>
+      <w:r>
+        <w:rPr>
+          <w:lang w:val="en_US" w:bidi="en_US"/>
+        </w:rPr>
+      </w:r>
+    </w:p>
+    <w:p>
+      <w:pPr/>
+      <w:r>
+        <w:rPr>
+          <w:lang w:val="en_US" w:bidi="en_US"/>
+        </w:rPr>
+      </w:r>
     </w:p>
     <w:p>
       <w:pPr>
         <w:pStyle w:val="Heading2"/>
       </w:pPr>
       <w:r>
+        <w:rPr>
+          <w:lang w:val="en_US" w:bidi="en_US"/>
+        </w:rPr>
         <w:t>Ruth 4:6</w:t>
       </w:r>
-      <w:r/>
+      <w:r>
+        <w:rPr>
+          <w:lang w:val="en_US" w:bidi="en_US"/>
+        </w:rPr>
+      </w:r>
     </w:p>
     <w:p>
       <w:pPr>
@@ -1964,14 +3687,22 @@
         <w:spacing w:line="240" w:lineRule="auto"/>
         <w:ind w:left="720"/>
       </w:pPr>
-      <w:r/>
+      <w:r>
+        <w:rPr>
+          <w:lang w:val="en_US" w:bidi="en_US"/>
+        </w:rPr>
+      </w:r>
       <w:r>
         <w:rPr>
           <w:i/>
+          <w:lang w:val="en_US" w:bidi="en_US"/>
         </w:rPr>
         <w:t>I cannot redeem it myself</w:t>
       </w:r>
       <w:r>
+        <w:rPr>
+          <w:lang w:val="en_US" w:bidi="en_US"/>
+        </w:rPr>
         <w:t xml:space="preserve">: Adding Ruth to the deal changed everything for the other relative. </w:t>
       </w:r>
     </w:p>
@@ -1981,56 +3712,108 @@
         <w:spacing w:line="240" w:lineRule="auto"/>
         <w:ind w:left="720"/>
       </w:pPr>
-      <w:r/>
+      <w:r>
+        <w:rPr>
+          <w:lang w:val="en_US" w:bidi="en_US"/>
+        </w:rPr>
+      </w:r>
       <w:r>
         <w:rPr>
           <w:i/>
+          <w:lang w:val="en_US" w:bidi="en_US"/>
         </w:rPr>
         <w:t>I would jeopardize my own inheritance</w:t>
       </w:r>
       <w:r>
+        <w:rPr>
+          <w:lang w:val="en_US" w:bidi="en_US"/>
+        </w:rPr>
         <w:t xml:space="preserve">: If he bought the land, married Ruth, and raised an heir for Elimelech, he might invest many resources only to lose control of the new land. He might not have enough to maintain his own land. If he failed to have a second son with Ruth as his own heir, his land would go to Elimelech’s heir, and his own name would disappear. Even if this relative acquired the land without Ruth (see study notes on </w:t>
       </w:r>
       <w:r>
+        <w:rPr>
+          <w:lang w:val="en_US" w:bidi="en_US"/>
+        </w:rPr>
         <w:t>Ruth 3:11</w:t>
       </w:r>
       <w:r>
+        <w:rPr>
+          <w:lang w:val="en_US" w:bidi="en_US"/>
+        </w:rPr>
         <w:t xml:space="preserve">; </w:t>
       </w:r>
       <w:r>
+        <w:rPr>
+          <w:lang w:val="en_US" w:bidi="en_US"/>
+        </w:rPr>
         <w:t>4:5</w:t>
       </w:r>
       <w:r>
+        <w:rPr>
+          <w:lang w:val="en_US" w:bidi="en_US"/>
+        </w:rPr>
         <w:t>), he might still lose his investment to Ruth's heir. By trying to protect his own name, this man became the nameless one who refused to help his close relative.</w:t>
       </w:r>
-      <w:r/>
-      <w:r/>
-    </w:p>
-    <w:p>
-      <w:r/>
+      <w:r>
+        <w:rPr>
+          <w:lang w:val="en_US" w:bidi="en_US"/>
+        </w:rPr>
+      </w:r>
+      <w:r>
+        <w:rPr>
+          <w:lang w:val="en_US" w:bidi="en_US"/>
+        </w:rPr>
+      </w:r>
+    </w:p>
+    <w:p>
+      <w:pPr/>
+      <w:r>
+        <w:rPr>
+          <w:lang w:val="en_US" w:bidi="en_US"/>
+        </w:rPr>
+      </w:r>
     </w:p>
     <w:p>
       <w:pPr>
         <w:pStyle w:val="Heading2"/>
       </w:pPr>
       <w:r>
+        <w:rPr>
+          <w:lang w:val="en_US" w:bidi="en_US"/>
+        </w:rPr>
         <w:t>Ruth 4:7</w:t>
       </w:r>
-      <w:r/>
-    </w:p>
-    <w:p>
-      <w:r/>
+      <w:r>
+        <w:rPr>
+          <w:lang w:val="en_US" w:bidi="en_US"/>
+        </w:rPr>
+      </w:r>
+    </w:p>
+    <w:p>
+      <w:pPr/>
+      <w:r>
+        <w:rPr>
+          <w:lang w:val="en_US" w:bidi="en_US"/>
+        </w:rPr>
+      </w:r>
       <w:r>
         <w:rPr>
           <w:i/>
+          <w:lang w:val="en_US" w:bidi="en_US"/>
         </w:rPr>
         <w:t>in former times</w:t>
       </w:r>
       <w:r>
+        <w:rPr>
+          <w:lang w:val="en_US" w:bidi="en_US"/>
+        </w:rPr>
         <w:t xml:space="preserve">: The Book of Ruth was not written right after the events happened. By the time it was written, most people had forgotten the custom of removing a sandal and its meaning. The transfer of a sandal symbolized transferring the right to buy and redeem land. See also </w:t>
       </w:r>
       <w:hyperlink r:id="rId40">
         <w:r>
+          <w:rPr>
+            <w:lang w:val="en_US" w:bidi="en_US"/>
+          </w:rPr>
           <w:rPr>
             <w:color w:val="0000EE"/>
             <w:u w:val="single"/>
@@ -2039,48 +3822,100 @@
         </w:r>
       </w:hyperlink>
       <w:r>
+        <w:rPr>
+          <w:lang w:val="en_US" w:bidi="en_US"/>
+        </w:rPr>
         <w:t xml:space="preserve"> for a similar, but not identical, custom related to levirate marriage. In both cases, the sandal signified the right of redemption.</w:t>
       </w:r>
-      <w:r/>
-      <w:r/>
-    </w:p>
-    <w:p>
-      <w:r/>
+      <w:r>
+        <w:rPr>
+          <w:lang w:val="en_US" w:bidi="en_US"/>
+        </w:rPr>
+      </w:r>
+      <w:r>
+        <w:rPr>
+          <w:lang w:val="en_US" w:bidi="en_US"/>
+        </w:rPr>
+      </w:r>
+    </w:p>
+    <w:p>
+      <w:pPr/>
+      <w:r>
+        <w:rPr>
+          <w:lang w:val="en_US" w:bidi="en_US"/>
+        </w:rPr>
+      </w:r>
     </w:p>
     <w:p>
       <w:pPr>
         <w:pStyle w:val="Heading2"/>
       </w:pPr>
       <w:r>
+        <w:rPr>
+          <w:lang w:val="en_US" w:bidi="en_US"/>
+        </w:rPr>
         <w:t>Ruth 4:10</w:t>
       </w:r>
-      <w:r/>
-    </w:p>
-    <w:p>
-      <w:r/>
+      <w:r>
+        <w:rPr>
+          <w:lang w:val="en_US" w:bidi="en_US"/>
+        </w:rPr>
+      </w:r>
+    </w:p>
+    <w:p>
+      <w:pPr/>
+      <w:r>
+        <w:rPr>
+          <w:lang w:val="en_US" w:bidi="en_US"/>
+        </w:rPr>
+      </w:r>
       <w:r>
         <w:rPr>
           <w:i/>
+          <w:lang w:val="en_US" w:bidi="en_US"/>
         </w:rPr>
         <w:t>Moreover</w:t>
       </w:r>
       <w:r>
+        <w:rPr>
+          <w:lang w:val="en_US" w:bidi="en_US"/>
+        </w:rPr>
         <w:t>: Boaz planned to have a child for Mahlon, the first son. This child would continue the family name of her deceased husband and inherit his land.</w:t>
       </w:r>
-      <w:r/>
-      <w:r/>
-    </w:p>
-    <w:p>
-      <w:r/>
+      <w:r>
+        <w:rPr>
+          <w:lang w:val="en_US" w:bidi="en_US"/>
+        </w:rPr>
+      </w:r>
+      <w:r>
+        <w:rPr>
+          <w:lang w:val="en_US" w:bidi="en_US"/>
+        </w:rPr>
+      </w:r>
+    </w:p>
+    <w:p>
+      <w:pPr/>
+      <w:r>
+        <w:rPr>
+          <w:lang w:val="en_US" w:bidi="en_US"/>
+        </w:rPr>
+      </w:r>
     </w:p>
     <w:p>
       <w:pPr>
         <w:pStyle w:val="Heading2"/>
       </w:pPr>
       <w:r>
+        <w:rPr>
+          <w:lang w:val="en_US" w:bidi="en_US"/>
+        </w:rPr>
         <w:t>Ruth 4:11</w:t>
       </w:r>
-      <w:r/>
+      <w:r>
+        <w:rPr>
+          <w:lang w:val="en_US" w:bidi="en_US"/>
+        </w:rPr>
+      </w:r>
     </w:p>
     <w:p>
       <w:pPr>
@@ -2088,8 +3923,15 @@
         <w:spacing w:line="240" w:lineRule="auto"/>
         <w:ind w:left="720"/>
       </w:pPr>
-      <w:r/>
-      <w:r>
+      <w:r>
+        <w:rPr>
+          <w:lang w:val="en_US" w:bidi="en_US"/>
+        </w:rPr>
+      </w:r>
+      <w:r>
+        <w:rPr>
+          <w:lang w:val="en_US" w:bidi="en_US"/>
+        </w:rPr>
         <w:t xml:space="preserve">Rachel and Leah, Jacob’s two wives, were the mothers of Israel. </w:t>
       </w:r>
     </w:p>
@@ -2099,131 +3941,272 @@
         <w:spacing w:line="240" w:lineRule="auto"/>
         <w:ind w:left="720"/>
       </w:pPr>
-      <w:r/>
+      <w:r>
+        <w:rPr>
+          <w:lang w:val="en_US" w:bidi="en_US"/>
+        </w:rPr>
+      </w:r>
       <w:r>
         <w:rPr>
           <w:i/>
+          <w:lang w:val="en_US" w:bidi="en_US"/>
         </w:rPr>
         <w:t>Ephrathah</w:t>
       </w:r>
       <w:r>
+        <w:rPr>
+          <w:lang w:val="en_US" w:bidi="en_US"/>
+        </w:rPr>
         <w:t xml:space="preserve">: See </w:t>
       </w:r>
       <w:r>
+        <w:rPr>
+          <w:lang w:val="en_US" w:bidi="en_US"/>
+        </w:rPr>
         <w:t>study note on Ruth 1:2</w:t>
       </w:r>
       <w:r>
+        <w:rPr>
+          <w:lang w:val="en_US" w:bidi="en_US"/>
+        </w:rPr>
         <w:t>.</w:t>
       </w:r>
-      <w:r/>
-      <w:r/>
-    </w:p>
-    <w:p>
-      <w:r/>
+      <w:r>
+        <w:rPr>
+          <w:lang w:val="en_US" w:bidi="en_US"/>
+        </w:rPr>
+      </w:r>
+      <w:r>
+        <w:rPr>
+          <w:lang w:val="en_US" w:bidi="en_US"/>
+        </w:rPr>
+      </w:r>
+    </w:p>
+    <w:p>
+      <w:pPr/>
+      <w:r>
+        <w:rPr>
+          <w:lang w:val="en_US" w:bidi="en_US"/>
+        </w:rPr>
+      </w:r>
     </w:p>
     <w:p>
       <w:pPr>
         <w:pStyle w:val="Heading2"/>
       </w:pPr>
       <w:r>
+        <w:rPr>
+          <w:lang w:val="en_US" w:bidi="en_US"/>
+        </w:rPr>
         <w:t>Ruth 4:12</w:t>
       </w:r>
-      <w:r/>
-    </w:p>
-    <w:p>
-      <w:r/>
-      <w:r>
+      <w:r>
+        <w:rPr>
+          <w:lang w:val="en_US" w:bidi="en_US"/>
+        </w:rPr>
+      </w:r>
+    </w:p>
+    <w:p>
+      <w:pPr/>
+      <w:r>
+        <w:rPr>
+          <w:lang w:val="en_US" w:bidi="en_US"/>
+        </w:rPr>
+      </w:r>
+      <w:r>
+        <w:rPr>
+          <w:lang w:val="en_US" w:bidi="en_US"/>
+        </w:rPr>
         <w:t>Like Ruth, Tamar was a foreigner. She became the mother of Perez and Zerah, who were ancestors of Judah's descendants.</w:t>
       </w:r>
-      <w:r/>
-      <w:r/>
-    </w:p>
-    <w:p>
-      <w:r/>
+      <w:r>
+        <w:rPr>
+          <w:lang w:val="en_US" w:bidi="en_US"/>
+        </w:rPr>
+      </w:r>
+      <w:r>
+        <w:rPr>
+          <w:lang w:val="en_US" w:bidi="en_US"/>
+        </w:rPr>
+      </w:r>
+    </w:p>
+    <w:p>
+      <w:pPr/>
+      <w:r>
+        <w:rPr>
+          <w:lang w:val="en_US" w:bidi="en_US"/>
+        </w:rPr>
+      </w:r>
     </w:p>
     <w:p>
       <w:pPr>
         <w:pStyle w:val="Heading2"/>
       </w:pPr>
       <w:r>
+        <w:rPr>
+          <w:lang w:val="en_US" w:bidi="en_US"/>
+        </w:rPr>
         <w:t>Ruth 4:13</w:t>
       </w:r>
-      <w:r/>
-    </w:p>
-    <w:p>
-      <w:r/>
+      <w:r>
+        <w:rPr>
+          <w:lang w:val="en_US" w:bidi="en_US"/>
+        </w:rPr>
+      </w:r>
+    </w:p>
+    <w:p>
+      <w:pPr/>
+      <w:r>
+        <w:rPr>
+          <w:lang w:val="en_US" w:bidi="en_US"/>
+        </w:rPr>
+      </w:r>
       <w:r>
         <w:rPr>
           <w:i/>
+          <w:lang w:val="en_US" w:bidi="en_US"/>
         </w:rPr>
         <w:t>the LORD enabled her</w:t>
       </w:r>
       <w:r>
+        <w:rPr>
+          <w:lang w:val="en_US" w:bidi="en_US"/>
+        </w:rPr>
         <w:t xml:space="preserve">: See </w:t>
       </w:r>
       <w:r>
+        <w:rPr>
+          <w:lang w:val="en_US" w:bidi="en_US"/>
+        </w:rPr>
         <w:t>study note on Ruth 1:6</w:t>
       </w:r>
       <w:r>
+        <w:rPr>
+          <w:lang w:val="en_US" w:bidi="en_US"/>
+        </w:rPr>
         <w:t>.</w:t>
       </w:r>
-      <w:r/>
-      <w:r/>
-    </w:p>
-    <w:p>
-      <w:r/>
+      <w:r>
+        <w:rPr>
+          <w:lang w:val="en_US" w:bidi="en_US"/>
+        </w:rPr>
+      </w:r>
+      <w:r>
+        <w:rPr>
+          <w:lang w:val="en_US" w:bidi="en_US"/>
+        </w:rPr>
+      </w:r>
+    </w:p>
+    <w:p>
+      <w:pPr/>
+      <w:r>
+        <w:rPr>
+          <w:lang w:val="en_US" w:bidi="en_US"/>
+        </w:rPr>
+      </w:r>
     </w:p>
     <w:p>
       <w:pPr>
         <w:pStyle w:val="Heading2"/>
       </w:pPr>
       <w:r>
+        <w:rPr>
+          <w:lang w:val="en_US" w:bidi="en_US"/>
+        </w:rPr>
         <w:t>Ruth 4:14</w:t>
       </w:r>
-      <w:r/>
-    </w:p>
-    <w:p>
-      <w:r/>
-      <w:r>
+      <w:r>
+        <w:rPr>
+          <w:lang w:val="en_US" w:bidi="en_US"/>
+        </w:rPr>
+      </w:r>
+    </w:p>
+    <w:p>
+      <w:pPr/>
+      <w:r>
+        <w:rPr>
+          <w:lang w:val="en_US" w:bidi="en_US"/>
+        </w:rPr>
+      </w:r>
+      <w:r>
+        <w:rPr>
+          <w:lang w:val="en_US" w:bidi="en_US"/>
+        </w:rPr>
         <w:t>This child became the family Naomi lost when her two sons died in Moab. The town's women saw that this child completed Naomi's redemption.</w:t>
       </w:r>
-      <w:r/>
-      <w:r/>
-    </w:p>
-    <w:p>
-      <w:r/>
+      <w:r>
+        <w:rPr>
+          <w:lang w:val="en_US" w:bidi="en_US"/>
+        </w:rPr>
+      </w:r>
+      <w:r>
+        <w:rPr>
+          <w:lang w:val="en_US" w:bidi="en_US"/>
+        </w:rPr>
+      </w:r>
+    </w:p>
+    <w:p>
+      <w:pPr/>
+      <w:r>
+        <w:rPr>
+          <w:lang w:val="en_US" w:bidi="en_US"/>
+        </w:rPr>
+      </w:r>
     </w:p>
     <w:p>
       <w:pPr>
         <w:pStyle w:val="Heading2"/>
       </w:pPr>
       <w:r>
+        <w:rPr>
+          <w:lang w:val="en_US" w:bidi="en_US"/>
+        </w:rPr>
         <w:t>Ruth 4:15</w:t>
       </w:r>
-      <w:r/>
-    </w:p>
-    <w:p>
-      <w:r/>
+      <w:r>
+        <w:rPr>
+          <w:lang w:val="en_US" w:bidi="en_US"/>
+        </w:rPr>
+      </w:r>
+    </w:p>
+    <w:p>
+      <w:pPr/>
+      <w:r>
+        <w:rPr>
+          <w:lang w:val="en_US" w:bidi="en_US"/>
+        </w:rPr>
+      </w:r>
       <w:r>
         <w:rPr>
           <w:i/>
+          <w:lang w:val="en_US" w:bidi="en_US"/>
         </w:rPr>
         <w:t>sustain you in your old age</w:t>
       </w:r>
       <w:r>
+        <w:rPr>
+          <w:lang w:val="en_US" w:bidi="en_US"/>
+        </w:rPr>
         <w:t xml:space="preserve"> (literally </w:t>
       </w:r>
       <w:r>
         <w:rPr>
           <w:i/>
+          <w:lang w:val="en_US" w:bidi="en_US"/>
         </w:rPr>
         <w:t>cause your old age to be full</w:t>
       </w:r>
       <w:r>
+        <w:rPr>
+          <w:lang w:val="en_US" w:bidi="en_US"/>
+        </w:rPr>
         <w:t xml:space="preserve">): With Obed's birth, Naomi's life became full again (compare </w:t>
       </w:r>
       <w:hyperlink r:id="rId41">
         <w:r>
+          <w:rPr>
+            <w:lang w:val="en_US" w:bidi="en_US"/>
+          </w:rPr>
           <w:rPr>
             <w:color w:val="0000EE"/>
             <w:u w:val="single"/>
@@ -2232,30 +4215,69 @@
         </w:r>
       </w:hyperlink>
       <w:r>
+        <w:rPr>
+          <w:lang w:val="en_US" w:bidi="en_US"/>
+        </w:rPr>
         <w:t>).</w:t>
       </w:r>
-      <w:r/>
-      <w:r/>
-    </w:p>
-    <w:p>
-      <w:r/>
+      <w:r>
+        <w:rPr>
+          <w:lang w:val="en_US" w:bidi="en_US"/>
+        </w:rPr>
+      </w:r>
+      <w:r>
+        <w:rPr>
+          <w:lang w:val="en_US" w:bidi="en_US"/>
+        </w:rPr>
+      </w:r>
+    </w:p>
+    <w:p>
+      <w:pPr/>
+      <w:r>
+        <w:rPr>
+          <w:lang w:val="en_US" w:bidi="en_US"/>
+        </w:rPr>
+      </w:r>
     </w:p>
     <w:p>
       <w:pPr>
         <w:pStyle w:val="Heading2"/>
       </w:pPr>
       <w:r>
+        <w:rPr>
+          <w:lang w:val="en_US" w:bidi="en_US"/>
+        </w:rPr>
         <w:t>Ruth 4:18–22</w:t>
       </w:r>
-      <w:r/>
-    </w:p>
-    <w:p>
-      <w:r/>
-      <w:r>
+      <w:r>
+        <w:rPr>
+          <w:lang w:val="en_US" w:bidi="en_US"/>
+        </w:rPr>
+      </w:r>
+    </w:p>
+    <w:p>
+      <w:pPr/>
+      <w:r>
+        <w:rPr>
+          <w:lang w:val="en_US" w:bidi="en_US"/>
+        </w:rPr>
+      </w:r>
+      <w:r>
+        <w:rPr>
+          <w:lang w:val="en_US" w:bidi="en_US"/>
+        </w:rPr>
         <w:t>The book of Ruth ends with a genealogy of ten generations, from Perez, the son of Judah (Jacob’s son), to David, the grandson of Obed. This story is not only one of the world's great tales but also details the family history of David, Israel’s greatest king. The fact that Ruth and Boaz were ancestors of Israel’s greatest king is a major reason for including this small book in the Old Testament.</w:t>
       </w:r>
-      <w:r/>
-      <w:r/>
+      <w:r>
+        <w:rPr>
+          <w:lang w:val="en_US" w:bidi="en_US"/>
+        </w:rPr>
+      </w:r>
+      <w:r>
+        <w:rPr>
+          <w:lang w:val="en_US" w:bidi="en_US"/>
+        </w:rPr>
+      </w:r>
     </w:p>
     <w:sectPr>
       <w:footnotePr>
@@ -4147,6 +6169,12 @@
   <w:num w:numId="13" w16cid:durableId="592781308">
     <w:abstractNumId w:val="11"/>
   </w:num>
+  <w:num w:numId="14">
+    <w:abstractNumId w:val="3"/>
+    <w:lvlOverride w:ilvl="0">
+      <w:startOverride w:val="1"/>
+    </w:lvlOverride>
+  </w:num>
   <w:numIdMacAtCleanup w:val="10"/>
 </w:numbering>
 </file>
@@ -4157,7 +6185,7 @@
     <w:rPrDefault>
       <w:rPr>
         <w:rFonts w:ascii="Times New Roman" w:eastAsia="Times New Roman" w:hAnsi="Times New Roman" w:cs="Times New Roman"/>
-        <w:lang w:val="en-US" w:eastAsia="en-US" w:bidi="ar-SA"/>
+        <w:lang w:val="en_US" w:eastAsia="en-US" w:bidi="ar-SA"/>
       </w:rPr>
     </w:rPrDefault>
     <w:pPrDefault/>

--- a/eng/docx/08.content.docx
+++ b/eng/docx/08.content.docx
@@ -163,13 +163,6 @@
         <w:rPr>
           <w:lang w:val="en_US" w:bidi="en_US"/>
         </w:rPr>
-      </w:r>
-      <w:r>
-        <w:rPr>
-          <w:i/>
-          <w:lang w:val="en_US" w:bidi="en_US"/>
-        </w:rPr>
-        <w:t>Ruth 1:1, Ruth 1:2, Ruth 1:4, Ruth 1:5, Ruth 1:6, Ruth 1:8, Ruth 1:9, Ruth 1:14, Ruth 1:15, Ruth 1:16–17, Ruth 1:20, Ruth 1:22, Ruth 2:1, Ruth 2:2, Ruth 2:3, Ruth 2:5, Ruth 2:7, Ruth 2:8–9, Ruth 2:13, Ruth 2:14, Ruth 2:15–16, Ruth 2:18, Ruth 2:19, Ruth 2:20, Ruth 2:21, Ruth 3:1, Ruth 3:2, Ruth 3:3, Ruth 3:4, Ruth 3:7, Ruth 3:8, Ruth 3:9, Ruth 3:10, Ruth 3:11, Ruth 3:12–13, Ruth 3:15, Ruth 4:1, Ruth 4:3, Ruth 4:4, Ruth 4:5, Ruth 4:6, Ruth 4:7, Ruth 4:10, Ruth 4:11, Ruth 4:12, Ruth 4:13, Ruth 4:14, Ruth 4:15, Ruth 4:18–22</w:t>
       </w:r>
       <w:r>
         <w:rPr>

--- a/eng/docx/08.content.docx
+++ b/eng/docx/08.content.docx
@@ -150,19 +150,6 @@
           <w:lang w:val="en_US" w:bidi="en_US"/>
         </w:rPr>
         <w:t>RUT</w:t>
-      </w:r>
-      <w:r>
-        <w:rPr>
-          <w:lang w:val="en_US" w:bidi="en_US"/>
-        </w:rPr>
-      </w:r>
-    </w:p>
-    <w:p>
-      <w:pPr/>
-      <w:r>
-        <w:rPr>
-          <w:lang w:val="en_US" w:bidi="en_US"/>
-        </w:rPr>
       </w:r>
       <w:r>
         <w:rPr>

--- a/eng/docx/08.content.docx
+++ b/eng/docx/08.content.docx
@@ -19,7 +19,7 @@
         <w:rPr>
           <w:lang w:val="en_US" w:bidi="en_US"/>
         </w:rPr>
-        <w:t>Resource: Study Notes (Tyndale)</w:t>
+        <w:t>Resource: Tyndale Open Study Notes</w:t>
       </w:r>
       <w:r>
         <w:rPr>
@@ -112,7 +112,7 @@
         <w:rPr>
           <w:lang w:val="en_US" w:bidi="en_US"/>
         </w:rPr>
-        <w:t>Study Notes (Tyndale)</w:t>
+        <w:t>Tyndale Open Study Notes</w:t>
       </w:r>
     </w:p>
     <w:p>

--- a/eng/docx/08.content.docx
+++ b/eng/docx/08.content.docx
@@ -19,7 +19,7 @@
         <w:rPr>
           <w:lang w:val="en_US" w:bidi="en_US"/>
         </w:rPr>
-        <w:t>Resource: Tyndale Open Study Notes</w:t>
+        <w:t>Resource: Aquifer Open Study Notes</w:t>
       </w:r>
       <w:r>
         <w:rPr>
@@ -112,7 +112,7 @@
         <w:rPr>
           <w:lang w:val="en_US" w:bidi="en_US"/>
         </w:rPr>
-        <w:t>Tyndale Open Study Notes</w:t>
+        <w:t>Aquifer Open Study Notes</w:t>
       </w:r>
     </w:p>
     <w:p>

--- a/eng/docx/08.content.docx
+++ b/eng/docx/08.content.docx
@@ -339,36 +339,24 @@
         </w:rPr>
         <w:t xml:space="preserve">Ephrathites belonged to the Ephrathah clan, which was based in Bethlehem, Judah (see </w:t>
       </w:r>
-      <w:hyperlink r:id="rId13">
-        <w:r>
-          <w:rPr>
-            <w:lang w:val="en_US" w:bidi="en_US"/>
-          </w:rPr>
-          <w:rPr>
-            <w:color w:val="0000EE"/>
-            <w:u w:val="single"/>
-          </w:rPr>
-          <w:t>Genesis 35:19</w:t>
-        </w:r>
-      </w:hyperlink>
+      <w:r>
+        <w:rPr>
+          <w:lang w:val="en_US" w:bidi="en_US"/>
+        </w:rPr>
+        <w:t>Genesis 35:19</w:t>
+      </w:r>
       <w:r>
         <w:rPr>
           <w:lang w:val="en_US" w:bidi="en_US"/>
         </w:rPr>
         <w:t xml:space="preserve">; </w:t>
       </w:r>
-      <w:hyperlink r:id="rId14">
-        <w:r>
-          <w:rPr>
-            <w:lang w:val="en_US" w:bidi="en_US"/>
-          </w:rPr>
-          <w:rPr>
-            <w:color w:val="0000EE"/>
-            <w:u w:val="single"/>
-          </w:rPr>
-          <w:t>1 Chronicles 4:4</w:t>
-        </w:r>
-      </w:hyperlink>
+      <w:r>
+        <w:rPr>
+          <w:lang w:val="en_US" w:bidi="en_US"/>
+        </w:rPr>
+        <w:t>1 Chronicles 4:4</w:t>
+      </w:r>
       <w:r>
         <w:rPr>
           <w:lang w:val="en_US" w:bidi="en_US"/>
@@ -423,18 +411,12 @@
         </w:rPr>
         <w:t xml:space="preserve">Kilion married Orpah, and Mahlon married Ruth (see </w:t>
       </w:r>
-      <w:hyperlink r:id="rId15">
-        <w:r>
-          <w:rPr>
-            <w:lang w:val="en_US" w:bidi="en_US"/>
-          </w:rPr>
-          <w:rPr>
-            <w:color w:val="0000EE"/>
-            <w:u w:val="single"/>
-          </w:rPr>
-          <w:t>Ruth 4:10</w:t>
-        </w:r>
-      </w:hyperlink>
+      <w:r>
+        <w:rPr>
+          <w:lang w:val="en_US" w:bidi="en_US"/>
+        </w:rPr>
+        <w:t>Ruth 4:10</w:t>
+      </w:r>
       <w:r>
         <w:rPr>
           <w:lang w:val="en_US" w:bidi="en_US"/>
@@ -557,18 +539,12 @@
         </w:rPr>
         <w:t xml:space="preserve">The Hebrew verb for "giving" is also used in </w:t>
       </w:r>
-      <w:hyperlink r:id="rId16">
-        <w:r>
-          <w:rPr>
-            <w:lang w:val="en_US" w:bidi="en_US"/>
-          </w:rPr>
-          <w:rPr>
-            <w:color w:val="0000EE"/>
-            <w:u w:val="single"/>
-          </w:rPr>
-          <w:t>Ruth 4:13</w:t>
-        </w:r>
-      </w:hyperlink>
+      <w:r>
+        <w:rPr>
+          <w:lang w:val="en_US" w:bidi="en_US"/>
+        </w:rPr>
+        <w:t>Ruth 4:13</w:t>
+      </w:r>
       <w:r>
         <w:rPr>
           <w:lang w:val="en_US" w:bidi="en_US"/>
@@ -745,72 +721,48 @@
         </w:rPr>
         <w:t xml:space="preserve"> The Hebrew verb here shows how strong Ruth’s love was for her mother-in-law. It is the same word used to describe a man being "joined to" his wife (</w:t>
       </w:r>
-      <w:hyperlink r:id="rId17">
-        <w:r>
-          <w:rPr>
-            <w:lang w:val="en_US" w:bidi="en_US"/>
-          </w:rPr>
-          <w:rPr>
-            <w:color w:val="0000EE"/>
-            <w:u w:val="single"/>
-          </w:rPr>
-          <w:t>Genesis 2:24</w:t>
-        </w:r>
-      </w:hyperlink>
+      <w:r>
+        <w:rPr>
+          <w:lang w:val="en_US" w:bidi="en_US"/>
+        </w:rPr>
+        <w:t>Genesis 2:24</w:t>
+      </w:r>
       <w:r>
         <w:rPr>
           <w:lang w:val="en_US" w:bidi="en_US"/>
         </w:rPr>
         <w:t>) and to describe a person staying faithful to the Lord (</w:t>
       </w:r>
-      <w:hyperlink r:id="rId18">
-        <w:r>
-          <w:rPr>
-            <w:lang w:val="en_US" w:bidi="en_US"/>
-          </w:rPr>
-          <w:rPr>
-            <w:color w:val="0000EE"/>
-            <w:u w:val="single"/>
-          </w:rPr>
-          <w:t>Deuteronomy 4:4</w:t>
-        </w:r>
-      </w:hyperlink>
+      <w:r>
+        <w:rPr>
+          <w:lang w:val="en_US" w:bidi="en_US"/>
+        </w:rPr>
+        <w:t>Deuteronomy 4:4</w:t>
+      </w:r>
       <w:r>
         <w:rPr>
           <w:lang w:val="en_US" w:bidi="en_US"/>
         </w:rPr>
         <w:t xml:space="preserve">; </w:t>
       </w:r>
-      <w:hyperlink r:id="rId19">
-        <w:r>
-          <w:rPr>
-            <w:lang w:val="en_US" w:bidi="en_US"/>
-          </w:rPr>
-          <w:rPr>
-            <w:color w:val="0000EE"/>
-            <w:u w:val="single"/>
-          </w:rPr>
-          <w:t>10:20</w:t>
-        </w:r>
-      </w:hyperlink>
+      <w:r>
+        <w:rPr>
+          <w:lang w:val="en_US" w:bidi="en_US"/>
+        </w:rPr>
+        <w:t>10:20</w:t>
+      </w:r>
       <w:r>
         <w:rPr>
           <w:lang w:val="en_US" w:bidi="en_US"/>
         </w:rPr>
         <w:t xml:space="preserve">; </w:t>
       </w:r>
-      <w:hyperlink r:id="rId20">
-        <w:r>
-          <w:rPr>
-            <w:lang w:val="en_US" w:bidi="en_US"/>
-          </w:rPr>
-          <w:rPr>
-            <w:color w:val="0000EE"/>
-            <w:u w:val="single"/>
-          </w:rPr>
-          <w:t>Joshua 22:5</w:t>
-        </w:r>
-      </w:hyperlink>
+      <w:r>
+        <w:rPr>
+          <w:lang w:val="en_US" w:bidi="en_US"/>
+        </w:rPr>
+        <w:t>Joshua 22:5</w:t>
+      </w:r>
       <w:r>
         <w:rPr>
           <w:lang w:val="en_US" w:bidi="en_US"/>
@@ -920,18 +872,12 @@
         </w:rPr>
         <w:t xml:space="preserve">Ruth made a promise in the name of the Lord to show her strong commitment to Israel's God (see </w:t>
       </w:r>
-      <w:hyperlink r:id="rId21">
-        <w:r>
-          <w:rPr>
-            <w:lang w:val="en_US" w:bidi="en_US"/>
-          </w:rPr>
-          <w:rPr>
-            <w:color w:val="0000EE"/>
-            <w:u w:val="single"/>
-          </w:rPr>
-          <w:t>Ruth 2:11–12</w:t>
-        </w:r>
-      </w:hyperlink>
+      <w:r>
+        <w:rPr>
+          <w:lang w:val="en_US" w:bidi="en_US"/>
+        </w:rPr>
+        <w:t>Ruth 2:11–12</w:t>
+      </w:r>
       <w:r>
         <w:rPr>
           <w:lang w:val="en_US" w:bidi="en_US"/>
@@ -999,18 +945,12 @@
         </w:rPr>
         <w:t xml:space="preserve">, which shows God's strength and provision. Naomi's complaint was genuine, but God gave her exactly what she needed (see </w:t>
       </w:r>
-      <w:hyperlink r:id="rId22">
-        <w:r>
-          <w:rPr>
-            <w:lang w:val="en_US" w:bidi="en_US"/>
-          </w:rPr>
-          <w:rPr>
-            <w:color w:val="0000EE"/>
-            <w:u w:val="single"/>
-          </w:rPr>
-          <w:t>Ruth 4:14–17</w:t>
-        </w:r>
-      </w:hyperlink>
+      <w:r>
+        <w:rPr>
+          <w:lang w:val="en_US" w:bidi="en_US"/>
+        </w:rPr>
+        <w:t>Ruth 4:14–17</w:t>
+      </w:r>
       <w:r>
         <w:rPr>
           <w:lang w:val="en_US" w:bidi="en_US"/>
@@ -1186,54 +1126,36 @@
         </w:rPr>
         <w:t xml:space="preserve">Harvesters were to leave some grain for the poor to gather (see </w:t>
       </w:r>
-      <w:hyperlink r:id="rId23">
-        <w:r>
-          <w:rPr>
-            <w:lang w:val="en_US" w:bidi="en_US"/>
-          </w:rPr>
-          <w:rPr>
-            <w:color w:val="0000EE"/>
-            <w:u w:val="single"/>
-          </w:rPr>
-          <w:t>Leviticus 19:9–10</w:t>
-        </w:r>
-      </w:hyperlink>
+      <w:r>
+        <w:rPr>
+          <w:lang w:val="en_US" w:bidi="en_US"/>
+        </w:rPr>
+        <w:t>Leviticus 19:9–10</w:t>
+      </w:r>
       <w:r>
         <w:rPr>
           <w:lang w:val="en_US" w:bidi="en_US"/>
         </w:rPr>
         <w:t xml:space="preserve">; </w:t>
       </w:r>
-      <w:hyperlink r:id="rId24">
-        <w:r>
-          <w:rPr>
-            <w:lang w:val="en_US" w:bidi="en_US"/>
-          </w:rPr>
-          <w:rPr>
-            <w:color w:val="0000EE"/>
-            <w:u w:val="single"/>
-          </w:rPr>
-          <w:t>23:22</w:t>
-        </w:r>
-      </w:hyperlink>
+      <w:r>
+        <w:rPr>
+          <w:lang w:val="en_US" w:bidi="en_US"/>
+        </w:rPr>
+        <w:t>23:22</w:t>
+      </w:r>
       <w:r>
         <w:rPr>
           <w:lang w:val="en_US" w:bidi="en_US"/>
         </w:rPr>
         <w:t xml:space="preserve">; </w:t>
       </w:r>
-      <w:hyperlink r:id="rId25">
-        <w:r>
-          <w:rPr>
-            <w:lang w:val="en_US" w:bidi="en_US"/>
-          </w:rPr>
-          <w:rPr>
-            <w:color w:val="0000EE"/>
-            <w:u w:val="single"/>
-          </w:rPr>
-          <w:t>Deuteronomy 24:19–22</w:t>
-        </w:r>
-      </w:hyperlink>
+      <w:r>
+        <w:rPr>
+          <w:lang w:val="en_US" w:bidi="en_US"/>
+        </w:rPr>
+        <w:t>Deuteronomy 24:19–22</w:t>
+      </w:r>
       <w:r>
         <w:rPr>
           <w:lang w:val="en_US" w:bidi="en_US"/>
@@ -1933,90 +1855,60 @@
         </w:rPr>
         <w:t>The author calls Ruth "Ruth the Moabite" five times (</w:t>
       </w:r>
-      <w:hyperlink r:id="rId26">
-        <w:r>
-          <w:rPr>
-            <w:lang w:val="en_US" w:bidi="en_US"/>
-          </w:rPr>
-          <w:rPr>
-            <w:color w:val="0000EE"/>
-            <w:u w:val="single"/>
-          </w:rPr>
-          <w:t>Ruth 1:22</w:t>
-        </w:r>
-      </w:hyperlink>
+      <w:r>
+        <w:rPr>
+          <w:lang w:val="en_US" w:bidi="en_US"/>
+        </w:rPr>
+        <w:t>Ruth 1:22</w:t>
+      </w:r>
       <w:r>
         <w:rPr>
           <w:lang w:val="en_US" w:bidi="en_US"/>
         </w:rPr>
         <w:t xml:space="preserve">; </w:t>
       </w:r>
-      <w:hyperlink r:id="rId27">
-        <w:r>
-          <w:rPr>
-            <w:lang w:val="en_US" w:bidi="en_US"/>
-          </w:rPr>
-          <w:rPr>
-            <w:color w:val="0000EE"/>
-            <w:u w:val="single"/>
-          </w:rPr>
-          <w:t>2:2</w:t>
-        </w:r>
-      </w:hyperlink>
+      <w:r>
+        <w:rPr>
+          <w:lang w:val="en_US" w:bidi="en_US"/>
+        </w:rPr>
+        <w:t>2:2</w:t>
+      </w:r>
       <w:r>
         <w:rPr>
           <w:lang w:val="en_US" w:bidi="en_US"/>
         </w:rPr>
         <w:t xml:space="preserve">, </w:t>
       </w:r>
-      <w:hyperlink r:id="rId28">
-        <w:r>
-          <w:rPr>
-            <w:lang w:val="en_US" w:bidi="en_US"/>
-          </w:rPr>
-          <w:rPr>
-            <w:color w:val="0000EE"/>
-            <w:u w:val="single"/>
-          </w:rPr>
-          <w:t>21</w:t>
-        </w:r>
-      </w:hyperlink>
+      <w:r>
+        <w:rPr>
+          <w:lang w:val="en_US" w:bidi="en_US"/>
+        </w:rPr>
+        <w:t>21</w:t>
+      </w:r>
       <w:r>
         <w:rPr>
           <w:lang w:val="en_US" w:bidi="en_US"/>
         </w:rPr>
         <w:t xml:space="preserve">; </w:t>
       </w:r>
-      <w:hyperlink r:id="rId29">
-        <w:r>
-          <w:rPr>
-            <w:lang w:val="en_US" w:bidi="en_US"/>
-          </w:rPr>
-          <w:rPr>
-            <w:color w:val="0000EE"/>
-            <w:u w:val="single"/>
-          </w:rPr>
-          <w:t>4:5</w:t>
-        </w:r>
-      </w:hyperlink>
+      <w:r>
+        <w:rPr>
+          <w:lang w:val="en_US" w:bidi="en_US"/>
+        </w:rPr>
+        <w:t>4:5</w:t>
+      </w:r>
       <w:r>
         <w:rPr>
           <w:lang w:val="en_US" w:bidi="en_US"/>
         </w:rPr>
         <w:t xml:space="preserve">, </w:t>
       </w:r>
-      <w:hyperlink r:id="rId15">
-        <w:r>
-          <w:rPr>
-            <w:lang w:val="en_US" w:bidi="en_US"/>
-          </w:rPr>
-          <w:rPr>
-            <w:color w:val="0000EE"/>
-            <w:u w:val="single"/>
-          </w:rPr>
-          <w:t>10</w:t>
-        </w:r>
-      </w:hyperlink>
+      <w:r>
+        <w:rPr>
+          <w:lang w:val="en_US" w:bidi="en_US"/>
+        </w:rPr>
+        <w:t>10</w:t>
+      </w:r>
       <w:r>
         <w:rPr>
           <w:lang w:val="en_US" w:bidi="en_US"/>
@@ -2078,18 +1970,12 @@
         </w:rPr>
         <w:t xml:space="preserve">: Naomi used a similar word in </w:t>
       </w:r>
-      <w:hyperlink r:id="rId30">
-        <w:r>
-          <w:rPr>
-            <w:lang w:val="en_US" w:bidi="en_US"/>
-          </w:rPr>
-          <w:rPr>
-            <w:color w:val="0000EE"/>
-            <w:u w:val="single"/>
-          </w:rPr>
-          <w:t>Ruth 1:9</w:t>
-        </w:r>
-      </w:hyperlink>
+      <w:r>
+        <w:rPr>
+          <w:lang w:val="en_US" w:bidi="en_US"/>
+        </w:rPr>
+        <w:t>Ruth 1:9</w:t>
+      </w:r>
       <w:r>
         <w:rPr>
           <w:lang w:val="en_US" w:bidi="en_US"/>
@@ -2500,18 +2386,12 @@
         </w:rPr>
         <w:t xml:space="preserve">: This was Ruth's way of asking Boaz to marry her (compare </w:t>
       </w:r>
-      <w:hyperlink r:id="rId31">
-        <w:r>
-          <w:rPr>
-            <w:lang w:val="en_US" w:bidi="en_US"/>
-          </w:rPr>
-          <w:rPr>
-            <w:color w:val="0000EE"/>
-            <w:u w:val="single"/>
-          </w:rPr>
-          <w:t>Ezekiel 16:8</w:t>
-        </w:r>
-      </w:hyperlink>
+      <w:r>
+        <w:rPr>
+          <w:lang w:val="en_US" w:bidi="en_US"/>
+        </w:rPr>
+        <w:t>Ezekiel 16:8</w:t>
+      </w:r>
       <w:r>
         <w:rPr>
           <w:lang w:val="en_US" w:bidi="en_US"/>
@@ -2549,18 +2429,12 @@
         </w:rPr>
         <w:t xml:space="preserve">) to convince him to marry her (see </w:t>
       </w:r>
-      <w:hyperlink r:id="rId29">
-        <w:r>
-          <w:rPr>
-            <w:lang w:val="en_US" w:bidi="en_US"/>
-          </w:rPr>
-          <w:rPr>
-            <w:color w:val="0000EE"/>
-            <w:u w:val="single"/>
-          </w:rPr>
-          <w:t>Ruth 4:5</w:t>
-        </w:r>
-      </w:hyperlink>
+      <w:r>
+        <w:rPr>
+          <w:lang w:val="en_US" w:bidi="en_US"/>
+        </w:rPr>
+        <w:t>Ruth 4:5</w:t>
+      </w:r>
       <w:r>
         <w:rPr>
           <w:lang w:val="en_US" w:bidi="en_US"/>
@@ -2640,18 +2514,12 @@
         </w:rPr>
         <w:t xml:space="preserve"> Ruth did not have to go to Bethlehem with Naomi. She was not required to marry into Elimelech’s family or give them an heir to the land (see </w:t>
       </w:r>
-      <w:hyperlink r:id="rId29">
-        <w:r>
-          <w:rPr>
-            <w:lang w:val="en_US" w:bidi="en_US"/>
-          </w:rPr>
-          <w:rPr>
-            <w:color w:val="0000EE"/>
-            <w:u w:val="single"/>
-          </w:rPr>
-          <w:t>Ruth 4:5</w:t>
-        </w:r>
-      </w:hyperlink>
+      <w:r>
+        <w:rPr>
+          <w:lang w:val="en_US" w:bidi="en_US"/>
+        </w:rPr>
+        <w:t>Ruth 4:5</w:t>
+      </w:r>
       <w:r>
         <w:rPr>
           <w:lang w:val="en_US" w:bidi="en_US"/>
@@ -2725,18 +2593,12 @@
         </w:rPr>
         <w:t>). Most believe it means Boaz would help Ruth and Naomi by giving the closer relative the chance to act as family redeemer before he did (</w:t>
       </w:r>
-      <w:hyperlink r:id="rId32">
-        <w:r>
-          <w:rPr>
-            <w:lang w:val="en_US" w:bidi="en_US"/>
-          </w:rPr>
-          <w:rPr>
-            <w:color w:val="0000EE"/>
-            <w:u w:val="single"/>
-          </w:rPr>
-          <w:t>Ruth 4:1–12</w:t>
-        </w:r>
-      </w:hyperlink>
+      <w:r>
+        <w:rPr>
+          <w:lang w:val="en_US" w:bidi="en_US"/>
+        </w:rPr>
+        <w:t>Ruth 4:1–12</w:t>
+      </w:r>
       <w:r>
         <w:rPr>
           <w:lang w:val="en_US" w:bidi="en_US"/>
@@ -2898,18 +2760,12 @@
         </w:rPr>
         <w:t xml:space="preserve"> (about 26 2/3 cups or around seven quarts). The larger amount is more likely and shows a very generous gift, twice what Ruth gathered on her first day (</w:t>
       </w:r>
-      <w:hyperlink r:id="rId33">
-        <w:r>
-          <w:rPr>
-            <w:lang w:val="en_US" w:bidi="en_US"/>
-          </w:rPr>
-          <w:rPr>
-            <w:color w:val="0000EE"/>
-            <w:u w:val="single"/>
-          </w:rPr>
-          <w:t>Ruth 2:17</w:t>
-        </w:r>
-      </w:hyperlink>
+      <w:r>
+        <w:rPr>
+          <w:lang w:val="en_US" w:bidi="en_US"/>
+        </w:rPr>
+        <w:t>Ruth 2:17</w:t>
+      </w:r>
       <w:r>
         <w:rPr>
           <w:lang w:val="en_US" w:bidi="en_US"/>
@@ -3113,18 +2969,12 @@
         </w:rPr>
         <w:t xml:space="preserve">: The law required a close relative, known as the family redeemer, to buy land when a landowner needed to sell it (see </w:t>
       </w:r>
-      <w:hyperlink r:id="rId34">
-        <w:r>
-          <w:rPr>
-            <w:lang w:val="en_US" w:bidi="en_US"/>
-          </w:rPr>
-          <w:rPr>
-            <w:color w:val="0000EE"/>
-            <w:u w:val="single"/>
-          </w:rPr>
-          <w:t>Leviticus 25:23–34</w:t>
-        </w:r>
-      </w:hyperlink>
+      <w:r>
+        <w:rPr>
+          <w:lang w:val="en_US" w:bidi="en_US"/>
+        </w:rPr>
+        <w:t>Leviticus 25:23–34</w:t>
+      </w:r>
       <w:r>
         <w:rPr>
           <w:lang w:val="en_US" w:bidi="en_US"/>
@@ -3385,18 +3235,12 @@
         </w:rPr>
         <w:t xml:space="preserve"> from </w:t>
       </w:r>
-      <w:hyperlink r:id="rId15">
-        <w:r>
-          <w:rPr>
-            <w:lang w:val="en_US" w:bidi="en_US"/>
-          </w:rPr>
-          <w:rPr>
-            <w:color w:val="0000EE"/>
-            <w:u w:val="single"/>
-          </w:rPr>
-          <w:t>Ruth 4:10</w:t>
-        </w:r>
-      </w:hyperlink>
+      <w:r>
+        <w:rPr>
+          <w:lang w:val="en_US" w:bidi="en_US"/>
+        </w:rPr>
+        <w:t>Ruth 4:10</w:t>
+      </w:r>
       <w:r>
         <w:rPr>
           <w:lang w:val="en_US" w:bidi="en_US"/>
@@ -3430,18 +3274,12 @@
         </w:rPr>
         <w:t xml:space="preserve">This ensures Ruth can have children to continue her husband's name and keep the land in the family, drawing from </w:t>
       </w:r>
-      <w:hyperlink r:id="rId35">
-        <w:r>
-          <w:rPr>
-            <w:lang w:val="en_US" w:bidi="en_US"/>
-          </w:rPr>
-          <w:rPr>
-            <w:color w:val="0000EE"/>
-            <w:u w:val="single"/>
-          </w:rPr>
-          <w:t>Deuteronomy 25:7</w:t>
-        </w:r>
-      </w:hyperlink>
+      <w:r>
+        <w:rPr>
+          <w:lang w:val="en_US" w:bidi="en_US"/>
+        </w:rPr>
+        <w:t>Deuteronomy 25:7</w:t>
+      </w:r>
       <w:r>
         <w:rPr>
           <w:lang w:val="en_US" w:bidi="en_US"/>
@@ -3485,36 +3323,24 @@
         </w:rPr>
         <w:t xml:space="preserve">") to provide an heir for a deceased brother (see </w:t>
       </w:r>
-      <w:hyperlink r:id="rId36">
-        <w:r>
-          <w:rPr>
-            <w:lang w:val="en_US" w:bidi="en_US"/>
-          </w:rPr>
-          <w:rPr>
-            <w:color w:val="0000EE"/>
-            <w:u w:val="single"/>
-          </w:rPr>
-          <w:t>Deuteronomy 25:5–10</w:t>
-        </w:r>
-      </w:hyperlink>
+      <w:r>
+        <w:rPr>
+          <w:lang w:val="en_US" w:bidi="en_US"/>
+        </w:rPr>
+        <w:t>Deuteronomy 25:5–10</w:t>
+      </w:r>
       <w:r>
         <w:rPr>
           <w:lang w:val="en_US" w:bidi="en_US"/>
         </w:rPr>
         <w:t xml:space="preserve"> for levirate marriage; compare </w:t>
       </w:r>
-      <w:hyperlink r:id="rId37">
-        <w:r>
-          <w:rPr>
-            <w:lang w:val="en_US" w:bidi="en_US"/>
-          </w:rPr>
-          <w:rPr>
-            <w:color w:val="0000EE"/>
-            <w:u w:val="single"/>
-          </w:rPr>
-          <w:t>Genesis 38</w:t>
-        </w:r>
-      </w:hyperlink>
+      <w:r>
+        <w:rPr>
+          <w:lang w:val="en_US" w:bidi="en_US"/>
+        </w:rPr>
+        <w:t>Genesis 38</w:t>
+      </w:r>
       <w:r>
         <w:rPr>
           <w:lang w:val="en_US" w:bidi="en_US"/>
@@ -3534,18 +3360,12 @@
         </w:rPr>
         <w:t xml:space="preserve">" in </w:t>
       </w:r>
-      <w:hyperlink r:id="rId36">
-        <w:r>
-          <w:rPr>
-            <w:lang w:val="en_US" w:bidi="en_US"/>
-          </w:rPr>
-          <w:rPr>
-            <w:color w:val="0000EE"/>
-            <w:u w:val="single"/>
-          </w:rPr>
-          <w:t>Deuteronomy 25:5–10</w:t>
-        </w:r>
-      </w:hyperlink>
+      <w:r>
+        <w:rPr>
+          <w:lang w:val="en_US" w:bidi="en_US"/>
+        </w:rPr>
+        <w:t>Deuteronomy 25:5–10</w:t>
+      </w:r>
       <w:r>
         <w:rPr>
           <w:lang w:val="en_US" w:bidi="en_US"/>
@@ -3590,36 +3410,24 @@
         </w:rPr>
         <w:t xml:space="preserve">). Land ownership and providing an heir were closely linked in ancient Israel (compare </w:t>
       </w:r>
-      <w:hyperlink r:id="rId38">
-        <w:r>
-          <w:rPr>
-            <w:lang w:val="en_US" w:bidi="en_US"/>
-          </w:rPr>
-          <w:rPr>
-            <w:color w:val="0000EE"/>
-            <w:u w:val="single"/>
-          </w:rPr>
-          <w:t>Numbers 27:1–11)</w:t>
-        </w:r>
-      </w:hyperlink>
+      <w:r>
+        <w:rPr>
+          <w:lang w:val="en_US" w:bidi="en_US"/>
+        </w:rPr>
+        <w:t>Numbers 27:1–11)</w:t>
+      </w:r>
       <w:r>
         <w:rPr>
           <w:lang w:val="en_US" w:bidi="en_US"/>
         </w:rPr>
         <w:t>. Since Naomi was too old to have children, Ruth, Elimelech’s son's widow, would be the mother of such an heir. This move surprised the other kinsman (</w:t>
       </w:r>
-      <w:hyperlink r:id="rId39">
-        <w:r>
-          <w:rPr>
-            <w:lang w:val="en_US" w:bidi="en_US"/>
-          </w:rPr>
-          <w:rPr>
-            <w:color w:val="0000EE"/>
-            <w:u w:val="single"/>
-          </w:rPr>
-          <w:t>Ruth 4:6</w:t>
-        </w:r>
-      </w:hyperlink>
+      <w:r>
+        <w:rPr>
+          <w:lang w:val="en_US" w:bidi="en_US"/>
+        </w:rPr>
+        <w:t>Ruth 4:6</w:t>
+      </w:r>
       <w:r>
         <w:rPr>
           <w:lang w:val="en_US" w:bidi="en_US"/>
@@ -3789,18 +3597,12 @@
         </w:rPr>
         <w:t xml:space="preserve">: The Book of Ruth was not written right after the events happened. By the time it was written, most people had forgotten the custom of removing a sandal and its meaning. The transfer of a sandal symbolized transferring the right to buy and redeem land. See also </w:t>
       </w:r>
-      <w:hyperlink r:id="rId40">
-        <w:r>
-          <w:rPr>
-            <w:lang w:val="en_US" w:bidi="en_US"/>
-          </w:rPr>
-          <w:rPr>
-            <w:color w:val="0000EE"/>
-            <w:u w:val="single"/>
-          </w:rPr>
-          <w:t>Deuteronomy 25:9</w:t>
-        </w:r>
-      </w:hyperlink>
+      <w:r>
+        <w:rPr>
+          <w:lang w:val="en_US" w:bidi="en_US"/>
+        </w:rPr>
+        <w:t>Deuteronomy 25:9</w:t>
+      </w:r>
       <w:r>
         <w:rPr>
           <w:lang w:val="en_US" w:bidi="en_US"/>
@@ -4182,18 +3984,12 @@
         </w:rPr>
         <w:t xml:space="preserve">): With Obed's birth, Naomi's life became full again (compare </w:t>
       </w:r>
-      <w:hyperlink r:id="rId41">
-        <w:r>
-          <w:rPr>
-            <w:lang w:val="en_US" w:bidi="en_US"/>
-          </w:rPr>
-          <w:rPr>
-            <w:color w:val="0000EE"/>
-            <w:u w:val="single"/>
-          </w:rPr>
-          <w:t>Ruth 1:21</w:t>
-        </w:r>
-      </w:hyperlink>
+      <w:r>
+        <w:rPr>
+          <w:lang w:val="en_US" w:bidi="en_US"/>
+        </w:rPr>
+        <w:t>Ruth 1:21</w:t>
+      </w:r>
       <w:r>
         <w:rPr>
           <w:lang w:val="en_US" w:bidi="en_US"/>
